--- a/Master Folder/Master BA Timlak Konsultan/02. Memorandum BA Reviu Persiapan Pengadaan.docx
+++ b/Master Folder/Master BA Timlak Konsultan/02. Memorandum BA Reviu Persiapan Pengadaan.docx
@@ -78,7 +78,21 @@
           <w:rFonts w:ascii="Arial" w:hAnsi="Arial" w:cs="Arial"/>
           <w:lang w:val="en-US"/>
         </w:rPr>
-        <w:t>{nomor_timlak_02}</w:t>
+        <w:t>{kode_klasifikasi}</w:t>
+      </w:r>
+      <w:r>
+        <w:rPr>
+          <w:rFonts w:ascii="Arial" w:hAnsi="Arial" w:cs="Arial"/>
+          <w:lang w:val="en-US"/>
+        </w:rPr>
+        <w:t>/R/Bp2jk17/2026/</w:t>
+      </w:r>
+      <w:r>
+        <w:rPr>
+          <w:rFonts w:ascii="Arial" w:hAnsi="Arial" w:cs="Arial"/>
+          <w:lang w:val="en-US"/>
+        </w:rPr>
+        <w:t>{nomor_surat_1}</w:t>
       </w:r>
     </w:p>
     <w:tbl>
@@ -110,14 +124,12 @@
                 <w:rFonts w:ascii="Arial" w:hAnsi="Arial" w:cs="Arial"/>
               </w:rPr>
             </w:pPr>
-            <w:proofErr w:type="spellStart"/>
             <w:r>
               <w:rPr>
                 <w:rFonts w:ascii="Arial" w:hAnsi="Arial" w:cs="Arial"/>
               </w:rPr>
               <w:t>Yth</w:t>
             </w:r>
-            <w:proofErr w:type="spellEnd"/>
           </w:p>
         </w:tc>
         <w:tc>
@@ -163,7 +175,21 @@
                 <w:rFonts w:ascii="Arial" w:hAnsi="Arial" w:cs="Arial"/>
                 <w:lang w:val="id-ID"/>
               </w:rPr>
-              <w:t>{kegiatan}</w:t>
+              <w:t>{</w:t>
+            </w:r>
+            <w:r>
+              <w:rPr>
+                <w:rFonts w:ascii="Arial" w:hAnsi="Arial" w:cs="Arial"/>
+                <w:lang w:val="en-US"/>
+              </w:rPr>
+              <w:t>ppk</w:t>
+            </w:r>
+            <w:r>
+              <w:rPr>
+                <w:rFonts w:ascii="Arial" w:hAnsi="Arial" w:cs="Arial"/>
+                <w:lang w:val="id-ID"/>
+              </w:rPr>
+              <w:t>}</w:t>
             </w:r>
           </w:p>
         </w:tc>
@@ -355,14 +381,12 @@
                 <w:rFonts w:ascii="Arial" w:hAnsi="Arial" w:cs="Arial"/>
               </w:rPr>
             </w:pPr>
-            <w:proofErr w:type="spellStart"/>
             <w:r>
               <w:rPr>
                 <w:rFonts w:ascii="Arial" w:hAnsi="Arial" w:cs="Arial"/>
               </w:rPr>
               <w:t>Tanggal</w:t>
             </w:r>
-            <w:proofErr w:type="spellEnd"/>
           </w:p>
         </w:tc>
         <w:tc>
@@ -408,15 +432,15 @@
                 <w:bCs/>
                 <w:lang w:val="id-ID"/>
               </w:rPr>
-              <w:t>{tanggal_timlak_</w:t>
+              <w:t>{tanggal_</w:t>
             </w:r>
             <w:r>
               <w:rPr>
                 <w:rFonts w:ascii="Arial" w:hAnsi="Arial" w:cs="Arial"/>
                 <w:bCs/>
-                <w:lang w:val="id-ID"/>
-              </w:rPr>
-              <w:t>02</w:t>
+                <w:lang w:val="en-US"/>
+              </w:rPr>
+              <w:t>reviu</w:t>
             </w:r>
             <w:r>
               <w:rPr>
@@ -484,13 +508,30 @@
           <w:rFonts w:ascii="Arial" w:hAnsi="Arial" w:cs="Arial"/>
           <w:shd w:val="clear" w:color="auto" w:fill="FFFFFF"/>
         </w:rPr>
-        <w:t>{hari_surat_timlak_02}</w:t>
+        <w:t>{hari_</w:t>
       </w:r>
       <w:r>
         <w:rPr>
           <w:rStyle w:val="normaltextrun"/>
           <w:rFonts w:ascii="Arial" w:hAnsi="Arial" w:cs="Arial"/>
           <w:shd w:val="clear" w:color="auto" w:fill="FFFFFF"/>
+          <w:lang w:val="en-US"/>
+        </w:rPr>
+        <w:t>reviu</w:t>
+      </w:r>
+      <w:r>
+        <w:rPr>
+          <w:rStyle w:val="normaltextrun"/>
+          <w:rFonts w:ascii="Arial" w:hAnsi="Arial" w:cs="Arial"/>
+          <w:shd w:val="clear" w:color="auto" w:fill="FFFFFF"/>
+        </w:rPr>
+        <w:t>}</w:t>
+      </w:r>
+      <w:r>
+        <w:rPr>
+          <w:rStyle w:val="normaltextrun"/>
+          <w:rFonts w:ascii="Arial" w:hAnsi="Arial" w:cs="Arial"/>
+          <w:shd w:val="clear" w:color="auto" w:fill="FFFFFF"/>
         </w:rPr>
         <w:t xml:space="preserve"> </w:t>
       </w:r>
@@ -516,13 +557,30 @@
           <w:rFonts w:ascii="Arial" w:hAnsi="Arial" w:cs="Arial"/>
           <w:shd w:val="clear" w:color="auto" w:fill="FFFFFF"/>
         </w:rPr>
-        <w:t>{tanggal_sebut_timlak_02}</w:t>
+        <w:t>{tanggal_</w:t>
       </w:r>
       <w:r>
         <w:rPr>
           <w:rStyle w:val="normaltextrun"/>
           <w:rFonts w:ascii="Arial" w:hAnsi="Arial" w:cs="Arial"/>
           <w:shd w:val="clear" w:color="auto" w:fill="FFFFFF"/>
+          <w:lang w:val="en-US"/>
+        </w:rPr>
+        <w:t>sebut_reviu</w:t>
+      </w:r>
+      <w:r>
+        <w:rPr>
+          <w:rStyle w:val="normaltextrun"/>
+          <w:rFonts w:ascii="Arial" w:hAnsi="Arial" w:cs="Arial"/>
+          <w:shd w:val="clear" w:color="auto" w:fill="FFFFFF"/>
+        </w:rPr>
+        <w:t>}</w:t>
+      </w:r>
+      <w:r>
+        <w:rPr>
+          <w:rStyle w:val="normaltextrun"/>
+          <w:rFonts w:ascii="Arial" w:hAnsi="Arial" w:cs="Arial"/>
+          <w:shd w:val="clear" w:color="auto" w:fill="FFFFFF"/>
         </w:rPr>
         <w:t xml:space="preserve"> </w:t>
       </w:r>
@@ -548,7 +606,7 @@
           <w:rFonts w:ascii="Arial" w:hAnsi="Arial" w:cs="Arial"/>
           <w:shd w:val="clear" w:color="auto" w:fill="FFFFFF"/>
         </w:rPr>
-        <w:t>{bulan_sebut_timlak_02}</w:t>
+        <w:t>{bulan_</w:t>
       </w:r>
       <w:r>
         <w:rPr>
@@ -556,6 +614,22 @@
           <w:rFonts w:ascii="Arial" w:hAnsi="Arial" w:cs="Arial"/>
           <w:shd w:val="clear" w:color="auto" w:fill="FFFFFF"/>
         </w:rPr>
+        <w:t>sebut_reviu</w:t>
+      </w:r>
+      <w:r>
+        <w:rPr>
+          <w:rStyle w:val="normaltextrun"/>
+          <w:rFonts w:ascii="Arial" w:hAnsi="Arial" w:cs="Arial"/>
+          <w:shd w:val="clear" w:color="auto" w:fill="FFFFFF"/>
+        </w:rPr>
+        <w:t>}</w:t>
+      </w:r>
+      <w:r>
+        <w:rPr>
+          <w:rStyle w:val="normaltextrun"/>
+          <w:rFonts w:ascii="Arial" w:hAnsi="Arial" w:cs="Arial"/>
+          <w:shd w:val="clear" w:color="auto" w:fill="FFFFFF"/>
+        </w:rPr>
         <w:t xml:space="preserve"> </w:t>
       </w:r>
       <w:r>
@@ -588,7 +662,23 @@
           <w:rFonts w:ascii="Arial" w:hAnsi="Arial" w:cs="Arial"/>
           <w:shd w:val="clear" w:color="auto" w:fill="FFFFFF"/>
         </w:rPr>
-        <w:t>{tahun_sebut_timlak_02}</w:t>
+        <w:t>{tahun_</w:t>
+      </w:r>
+      <w:r>
+        <w:rPr>
+          <w:rStyle w:val="normaltextrun"/>
+          <w:rFonts w:ascii="Arial" w:hAnsi="Arial" w:cs="Arial"/>
+          <w:shd w:val="clear" w:color="auto" w:fill="FFFFFF"/>
+        </w:rPr>
+        <w:t>sebut_reviu</w:t>
+      </w:r>
+      <w:r>
+        <w:rPr>
+          <w:rStyle w:val="normaltextrun"/>
+          <w:rFonts w:ascii="Arial" w:hAnsi="Arial" w:cs="Arial"/>
+          <w:shd w:val="clear" w:color="auto" w:fill="FFFFFF"/>
+        </w:rPr>
+        <w:t>}</w:t>
       </w:r>
       <w:r>
         <w:rPr>
@@ -826,21 +916,12 @@
           <w:lang w:val="en-US"/>
         </w:rPr>
       </w:pPr>
-      <w:proofErr w:type="spellStart"/>
       <w:r>
         <w:rPr>
           <w:rFonts w:ascii="Arial" w:hAnsi="Arial" w:cs="Arial"/>
           <w:lang w:val="en-US"/>
         </w:rPr>
-        <w:t>Tembusan</w:t>
-      </w:r>
-      <w:proofErr w:type="spellEnd"/>
-      <w:r>
-        <w:rPr>
-          <w:rFonts w:ascii="Arial" w:hAnsi="Arial" w:cs="Arial"/>
-          <w:lang w:val="en-US"/>
-        </w:rPr>
-        <w:t>:</w:t>
+        <w:t>Tembusan:</w:t>
       </w:r>
     </w:p>
     <w:p>
@@ -863,7 +944,7 @@
           <w:rFonts w:ascii="Arial" w:hAnsi="Arial" w:cs="Arial"/>
           <w:lang w:val="sv-SE"/>
         </w:rPr>
-        <w:t>Kepala Balai {balai}</w:t>
+        <w:t>Kepala {balai}</w:t>
       </w:r>
     </w:p>
     <w:p>
@@ -2831,6 +2912,27 @@
 </file>
 
 <file path=customXml/item1.xml><?xml version="1.0" encoding="utf-8"?>
+<?mso-contentType ?>
+<FormTemplates xmlns="http://schemas.microsoft.com/sharepoint/v3/contenttype/forms">
+  <Display>DocumentLibraryForm</Display>
+  <Edit>DocumentLibraryForm</Edit>
+  <New>DocumentLibraryForm</New>
+</FormTemplates>
+</file>
+
+<file path=customXml/item2.xml><?xml version="1.0" encoding="utf-8"?>
+<p:properties xmlns:p="http://schemas.microsoft.com/office/2006/metadata/properties" xmlns:xsi="http://www.w3.org/2001/XMLSchema-instance" xmlns:pc="http://schemas.microsoft.com/office/infopath/2007/PartnerControls">
+  <documentManagement>
+    <lcf76f155ced4ddcb4097134ff3c332f xmlns="87f1a149-5420-40c2-b2e8-d8d0877ebc85">
+      <Terms xmlns="http://schemas.microsoft.com/office/infopath/2007/PartnerControls"/>
+    </lcf76f155ced4ddcb4097134ff3c332f>
+    <TaxCatchAll xmlns="23b7ebbb-480e-4d36-8f38-fd0ac82dae9c" xsi:nil="true"/>
+    <PIC xmlns="87f1a149-5420-40c2-b2e8-d8d0877ebc85" xsi:nil="true"/>
+  </documentManagement>
+</p:properties>
+</file>
+
+<file path=customXml/item3.xml><?xml version="1.0" encoding="utf-8"?>
 <ct:contentTypeSchema xmlns:ct="http://schemas.microsoft.com/office/2006/metadata/contentType" xmlns:ma="http://schemas.microsoft.com/office/2006/metadata/properties/metaAttributes" ct:_="" ma:_="" ma:contentTypeName="Dokumen" ma:contentTypeID="0x010100AEF28E0A17E4AE4FA5DD6A9AABB5DBC8" ma:contentTypeVersion="16" ma:contentTypeDescription="Buat sebuah dokumen baru." ma:contentTypeScope="" ma:versionID="8f92a5ee0dccb74c81ec23f8d53cbb5b">
   <xsd:schema xmlns:xsd="http://www.w3.org/2001/XMLSchema" xmlns:xs="http://www.w3.org/2001/XMLSchema" xmlns:p="http://schemas.microsoft.com/office/2006/metadata/properties" xmlns:ns2="87f1a149-5420-40c2-b2e8-d8d0877ebc85" xmlns:ns3="23b7ebbb-480e-4d36-8f38-fd0ac82dae9c" targetNamespace="http://schemas.microsoft.com/office/2006/metadata/properties" ma:root="true" ma:fieldsID="29d045cbe0d867b6b92beb911301d794" ns2:_="" ns3:_="">
     <xsd:import namespace="87f1a149-5420-40c2-b2e8-d8d0877ebc85"/>
@@ -3073,28 +3175,26 @@
 </ct:contentTypeSchema>
 </file>
 
-<file path=customXml/item2.xml><?xml version="1.0" encoding="utf-8"?>
-<p:properties xmlns:p="http://schemas.microsoft.com/office/2006/metadata/properties" xmlns:xsi="http://www.w3.org/2001/XMLSchema-instance" xmlns:pc="http://schemas.microsoft.com/office/infopath/2007/PartnerControls">
-  <documentManagement>
-    <lcf76f155ced4ddcb4097134ff3c332f xmlns="87f1a149-5420-40c2-b2e8-d8d0877ebc85">
-      <Terms xmlns="http://schemas.microsoft.com/office/infopath/2007/PartnerControls"/>
-    </lcf76f155ced4ddcb4097134ff3c332f>
-    <TaxCatchAll xmlns="23b7ebbb-480e-4d36-8f38-fd0ac82dae9c" xsi:nil="true"/>
-    <PIC xmlns="87f1a149-5420-40c2-b2e8-d8d0877ebc85" xsi:nil="true"/>
-  </documentManagement>
-</p:properties>
+<file path=customXml/itemProps1.xml><?xml version="1.0" encoding="utf-8"?>
+<ds:datastoreItem xmlns:ds="http://schemas.openxmlformats.org/officeDocument/2006/customXml" ds:itemID="{28C6D441-23EB-41B4-AB5D-D516FBB4D9B5}">
+  <ds:schemaRefs>
+    <ds:schemaRef ds:uri="http://schemas.microsoft.com/sharepoint/v3/contenttype/forms"/>
+  </ds:schemaRefs>
+</ds:datastoreItem>
 </file>
 
-<file path=customXml/item3.xml><?xml version="1.0" encoding="utf-8"?>
-<?mso-contentType ?>
-<FormTemplates xmlns="http://schemas.microsoft.com/sharepoint/v3/contenttype/forms">
-  <Display>DocumentLibraryForm</Display>
-  <Edit>DocumentLibraryForm</Edit>
-  <New>DocumentLibraryForm</New>
-</FormTemplates>
+<file path=customXml/itemProps2.xml><?xml version="1.0" encoding="utf-8"?>
+<ds:datastoreItem xmlns:ds="http://schemas.openxmlformats.org/officeDocument/2006/customXml" ds:itemID="{76147286-6750-44A4-B829-827B6E824193}">
+  <ds:schemaRefs>
+    <ds:schemaRef ds:uri="http://schemas.microsoft.com/office/2006/metadata/properties"/>
+    <ds:schemaRef ds:uri="http://schemas.microsoft.com/office/infopath/2007/PartnerControls"/>
+    <ds:schemaRef ds:uri="87f1a149-5420-40c2-b2e8-d8d0877ebc85"/>
+    <ds:schemaRef ds:uri="23b7ebbb-480e-4d36-8f38-fd0ac82dae9c"/>
+  </ds:schemaRefs>
+</ds:datastoreItem>
 </file>
 
-<file path=customXml/itemProps1.xml><?xml version="1.0" encoding="utf-8"?>
+<file path=customXml/itemProps3.xml><?xml version="1.0" encoding="utf-8"?>
 <ds:datastoreItem xmlns:ds="http://schemas.openxmlformats.org/officeDocument/2006/customXml" ds:itemID="{9BF79E5B-BBE9-44E1-B2A9-0FE9EA0B2DB1}">
   <ds:schemaRefs>
     <ds:schemaRef ds:uri="http://schemas.microsoft.com/office/2006/metadata/contentType"/>
@@ -3111,23 +3211,4 @@
     <ds:schemaRef ds:uri="http://schemas.microsoft.com/internal/obd"/>
   </ds:schemaRefs>
 </ds:datastoreItem>
-</file>
-
-<file path=customXml/itemProps2.xml><?xml version="1.0" encoding="utf-8"?>
-<ds:datastoreItem xmlns:ds="http://schemas.openxmlformats.org/officeDocument/2006/customXml" ds:itemID="{76147286-6750-44A4-B829-827B6E824193}">
-  <ds:schemaRefs>
-    <ds:schemaRef ds:uri="http://schemas.microsoft.com/office/2006/metadata/properties"/>
-    <ds:schemaRef ds:uri="http://schemas.microsoft.com/office/infopath/2007/PartnerControls"/>
-    <ds:schemaRef ds:uri="87f1a149-5420-40c2-b2e8-d8d0877ebc85"/>
-    <ds:schemaRef ds:uri="23b7ebbb-480e-4d36-8f38-fd0ac82dae9c"/>
-  </ds:schemaRefs>
-</ds:datastoreItem>
-</file>
-
-<file path=customXml/itemProps3.xml><?xml version="1.0" encoding="utf-8"?>
-<ds:datastoreItem xmlns:ds="http://schemas.openxmlformats.org/officeDocument/2006/customXml" ds:itemID="{28C6D441-23EB-41B4-AB5D-D516FBB4D9B5}">
-  <ds:schemaRefs>
-    <ds:schemaRef ds:uri="http://schemas.microsoft.com/sharepoint/v3/contenttype/forms"/>
-  </ds:schemaRefs>
-</ds:datastoreItem>
 </file>
--- a/Master Folder/Master BA Timlak Konsultan/02. Memorandum BA Reviu Persiapan Pengadaan.docx
+++ b/Master Folder/Master BA Timlak Konsultan/02. Memorandum BA Reviu Persiapan Pengadaan.docx
@@ -1,6 +1,6 @@
 
 <file path=word/document.xml><?xml version="1.0" encoding="utf-8"?>
-<w:document xmlns:wpc="http://schemas.microsoft.com/office/word/2010/wordprocessingCanvas" xmlns:cx="http://schemas.microsoft.com/office/drawing/2014/chartex" xmlns:cx1="http://schemas.microsoft.com/office/drawing/2015/9/8/chartex" xmlns:cx2="http://schemas.microsoft.com/office/drawing/2015/10/21/chartex" xmlns:cx3="http://schemas.microsoft.com/office/drawing/2016/5/9/chartex" xmlns:cx4="http://schemas.microsoft.com/office/drawing/2016/5/10/chartex" xmlns:cx5="http://schemas.microsoft.com/office/drawing/2016/5/11/chartex" xmlns:cx6="http://schemas.microsoft.com/office/drawing/2016/5/12/chartex" xmlns:cx7="http://schemas.microsoft.com/office/drawing/2016/5/13/chartex" xmlns:cx8="http://schemas.microsoft.com/office/drawing/2016/5/14/chartex" xmlns:mc="http://schemas.openxmlformats.org/markup-compatibility/2006" xmlns:aink="http://schemas.microsoft.com/office/drawing/2016/ink" xmlns:am3d="http://schemas.microsoft.com/office/drawing/2017/model3d" xmlns:o="urn:schemas-microsoft-com:office:office" xmlns:r="http://schemas.openxmlformats.org/officeDocument/2006/relationships" xmlns:m="http://schemas.openxmlformats.org/officeDocument/2006/math" xmlns:v="urn:schemas-microsoft-com:vml" xmlns:wp14="http://schemas.microsoft.com/office/word/2010/wordprocessingDrawing" xmlns:wp="http://schemas.openxmlformats.org/drawingml/2006/wordprocessingDrawing" xmlns:w10="urn:schemas-microsoft-com:office:word" xmlns:w="http://schemas.openxmlformats.org/wordprocessingml/2006/main" xmlns:w14="http://schemas.microsoft.com/office/word/2010/wordml" xmlns:w15="http://schemas.microsoft.com/office/word/2012/wordml" xmlns:w16cex="http://schemas.microsoft.com/office/word/2018/wordml/cex" xmlns:w16cid="http://schemas.microsoft.com/office/word/2016/wordml/cid" xmlns:w16="http://schemas.microsoft.com/office/word/2018/wordml" xmlns:w16sdtdh="http://schemas.microsoft.com/office/word/2020/wordml/sdtdatahash" xmlns:w16se="http://schemas.microsoft.com/office/word/2015/wordml/symex" xmlns:wpg="http://schemas.microsoft.com/office/word/2010/wordprocessingGroup" xmlns:wpi="http://schemas.microsoft.com/office/word/2010/wordprocessingInk" xmlns:wne="http://schemas.microsoft.com/office/word/2006/wordml" xmlns:wps="http://schemas.microsoft.com/office/word/2010/wordprocessingShape" mc:Ignorable="w14 w15 w16se w16cid w16 w16cex w16sdtdh wp14">
+<w:document xmlns:wpc="http://schemas.microsoft.com/office/word/2010/wordprocessingCanvas" xmlns:cx="http://schemas.microsoft.com/office/drawing/2014/chartex" xmlns:cx1="http://schemas.microsoft.com/office/drawing/2015/9/8/chartex" xmlns:cx2="http://schemas.microsoft.com/office/drawing/2015/10/21/chartex" xmlns:cx3="http://schemas.microsoft.com/office/drawing/2016/5/9/chartex" xmlns:cx4="http://schemas.microsoft.com/office/drawing/2016/5/10/chartex" xmlns:cx5="http://schemas.microsoft.com/office/drawing/2016/5/11/chartex" xmlns:cx6="http://schemas.microsoft.com/office/drawing/2016/5/12/chartex" xmlns:cx7="http://schemas.microsoft.com/office/drawing/2016/5/13/chartex" xmlns:cx8="http://schemas.microsoft.com/office/drawing/2016/5/14/chartex" xmlns:mc="http://schemas.openxmlformats.org/markup-compatibility/2006" xmlns:aink="http://schemas.microsoft.com/office/drawing/2016/ink" xmlns:am3d="http://schemas.microsoft.com/office/drawing/2017/model3d" xmlns:o="urn:schemas-microsoft-com:office:office" xmlns:oel="http://schemas.microsoft.com/office/2019/extlst" xmlns:r="http://schemas.openxmlformats.org/officeDocument/2006/relationships" xmlns:m="http://schemas.openxmlformats.org/officeDocument/2006/math" xmlns:v="urn:schemas-microsoft-com:vml" xmlns:wp14="http://schemas.microsoft.com/office/word/2010/wordprocessingDrawing" xmlns:wp="http://schemas.openxmlformats.org/drawingml/2006/wordprocessingDrawing" xmlns:w10="urn:schemas-microsoft-com:office:word" xmlns:w="http://schemas.openxmlformats.org/wordprocessingml/2006/main" xmlns:w14="http://schemas.microsoft.com/office/word/2010/wordml" xmlns:w15="http://schemas.microsoft.com/office/word/2012/wordml" xmlns:w16cex="http://schemas.microsoft.com/office/word/2018/wordml/cex" xmlns:w16cid="http://schemas.microsoft.com/office/word/2016/wordml/cid" xmlns:w16="http://schemas.microsoft.com/office/word/2018/wordml" xmlns:w16du="http://schemas.microsoft.com/office/word/2023/wordml/word16du" xmlns:w16sdtdh="http://schemas.microsoft.com/office/word/2020/wordml/sdtdatahash" xmlns:w16sdtfl="http://schemas.microsoft.com/office/word/2024/wordml/sdtformatlock" xmlns:w16se="http://schemas.microsoft.com/office/word/2015/wordml/symex" xmlns:wpg="http://schemas.microsoft.com/office/word/2010/wordprocessingGroup" xmlns:wpi="http://schemas.microsoft.com/office/word/2010/wordprocessingInk" xmlns:wne="http://schemas.microsoft.com/office/word/2006/wordml" xmlns:wps="http://schemas.microsoft.com/office/word/2010/wordprocessingShape" mc:Ignorable="w14 w15 w16se w16cid w16 w16cex w16sdtdh w16sdtfl w16du wp14">
   <w:body>
     <w:p>
       <w:pPr>
@@ -78,7 +78,23 @@
           <w:rFonts w:ascii="Arial" w:hAnsi="Arial" w:cs="Arial"/>
           <w:lang w:val="en-US"/>
         </w:rPr>
-        <w:t>{kode_klasifikasi}</w:t>
+        <w:t>{</w:t>
+      </w:r>
+      <w:proofErr w:type="spellStart"/>
+      <w:r>
+        <w:rPr>
+          <w:rFonts w:ascii="Arial" w:hAnsi="Arial" w:cs="Arial"/>
+          <w:lang w:val="en-US"/>
+        </w:rPr>
+        <w:t>kode_klasifikasi</w:t>
+      </w:r>
+      <w:proofErr w:type="spellEnd"/>
+      <w:r>
+        <w:rPr>
+          <w:rFonts w:ascii="Arial" w:hAnsi="Arial" w:cs="Arial"/>
+          <w:lang w:val="en-US"/>
+        </w:rPr>
+        <w:t>}</w:t>
       </w:r>
       <w:r>
         <w:rPr>
@@ -124,12 +140,14 @@
                 <w:rFonts w:ascii="Arial" w:hAnsi="Arial" w:cs="Arial"/>
               </w:rPr>
             </w:pPr>
+            <w:proofErr w:type="spellStart"/>
             <w:r>
               <w:rPr>
                 <w:rFonts w:ascii="Arial" w:hAnsi="Arial" w:cs="Arial"/>
               </w:rPr>
               <w:t>Yth</w:t>
             </w:r>
+            <w:proofErr w:type="spellEnd"/>
           </w:p>
         </w:tc>
         <w:tc>
@@ -177,6 +195,7 @@
               </w:rPr>
               <w:t>{</w:t>
             </w:r>
+            <w:proofErr w:type="spellStart"/>
             <w:r>
               <w:rPr>
                 <w:rFonts w:ascii="Arial" w:hAnsi="Arial" w:cs="Arial"/>
@@ -184,6 +203,7 @@
               </w:rPr>
               <w:t>ppk</w:t>
             </w:r>
+            <w:proofErr w:type="spellEnd"/>
             <w:r>
               <w:rPr>
                 <w:rFonts w:ascii="Arial" w:hAnsi="Arial" w:cs="Arial"/>
@@ -254,13 +274,23 @@
                 <w:lang w:val="sv-SE"/>
               </w:rPr>
             </w:pPr>
+            <w:proofErr w:type="spellStart"/>
             <w:r>
               <w:rPr>
                 <w:rFonts w:ascii="Arial" w:hAnsi="Arial" w:cs="Arial"/>
                 <w:bCs/>
                 <w:lang w:val="sv-SE"/>
               </w:rPr>
-              <w:t>Kepala BP</w:t>
+              <w:t>Kepala</w:t>
+            </w:r>
+            <w:proofErr w:type="spellEnd"/>
+            <w:r>
+              <w:rPr>
+                <w:rFonts w:ascii="Arial" w:hAnsi="Arial" w:cs="Arial"/>
+                <w:bCs/>
+                <w:lang w:val="sv-SE"/>
+              </w:rPr>
+              <w:t xml:space="preserve"> BP</w:t>
             </w:r>
             <w:r>
               <w:rPr>
@@ -276,8 +306,18 @@
                 <w:bCs/>
                 <w:lang w:val="sv-SE"/>
               </w:rPr>
-              <w:t>JK Wilayah</w:t>
+              <w:t xml:space="preserve">JK </w:t>
             </w:r>
+            <w:proofErr w:type="spellStart"/>
+            <w:r>
+              <w:rPr>
+                <w:rFonts w:ascii="Arial" w:hAnsi="Arial" w:cs="Arial"/>
+                <w:bCs/>
+                <w:lang w:val="sv-SE"/>
+              </w:rPr>
+              <w:t>Wilayah</w:t>
+            </w:r>
+            <w:proofErr w:type="spellEnd"/>
             <w:r>
               <w:rPr>
                 <w:rFonts w:ascii="Arial" w:hAnsi="Arial" w:cs="Arial"/>
@@ -349,13 +389,127 @@
                 <w:lang w:val="sv-SE"/>
               </w:rPr>
             </w:pPr>
+            <w:proofErr w:type="spellStart"/>
             <w:r>
               <w:rPr>
                 <w:rFonts w:ascii="Arial" w:hAnsi="Arial" w:cs="Arial"/>
                 <w:lang w:val="sv-SE"/>
               </w:rPr>
-              <w:t>Penyampaian Berita Acara Hasil Reviu Dokumen Persiapan Pengadaan</w:t>
+              <w:t>Penyampaian</w:t>
             </w:r>
+            <w:proofErr w:type="spellEnd"/>
+            <w:r>
+              <w:rPr>
+                <w:rFonts w:ascii="Arial" w:hAnsi="Arial" w:cs="Arial"/>
+                <w:lang w:val="sv-SE"/>
+              </w:rPr>
+              <w:t xml:space="preserve"> </w:t>
+            </w:r>
+            <w:proofErr w:type="spellStart"/>
+            <w:r>
+              <w:rPr>
+                <w:rFonts w:ascii="Arial" w:hAnsi="Arial" w:cs="Arial"/>
+                <w:lang w:val="sv-SE"/>
+              </w:rPr>
+              <w:t>Berita</w:t>
+            </w:r>
+            <w:proofErr w:type="spellEnd"/>
+            <w:r>
+              <w:rPr>
+                <w:rFonts w:ascii="Arial" w:hAnsi="Arial" w:cs="Arial"/>
+                <w:lang w:val="sv-SE"/>
+              </w:rPr>
+              <w:t xml:space="preserve"> </w:t>
+            </w:r>
+            <w:proofErr w:type="spellStart"/>
+            <w:r>
+              <w:rPr>
+                <w:rFonts w:ascii="Arial" w:hAnsi="Arial" w:cs="Arial"/>
+                <w:lang w:val="sv-SE"/>
+              </w:rPr>
+              <w:t>Acara</w:t>
+            </w:r>
+            <w:proofErr w:type="spellEnd"/>
+            <w:r>
+              <w:rPr>
+                <w:rFonts w:ascii="Arial" w:hAnsi="Arial" w:cs="Arial"/>
+                <w:lang w:val="sv-SE"/>
+              </w:rPr>
+              <w:t xml:space="preserve"> </w:t>
+            </w:r>
+            <w:proofErr w:type="spellStart"/>
+            <w:r>
+              <w:rPr>
+                <w:rFonts w:ascii="Arial" w:hAnsi="Arial" w:cs="Arial"/>
+                <w:lang w:val="sv-SE"/>
+              </w:rPr>
+              <w:t>Hasil</w:t>
+            </w:r>
+            <w:proofErr w:type="spellEnd"/>
+            <w:r>
+              <w:rPr>
+                <w:rFonts w:ascii="Arial" w:hAnsi="Arial" w:cs="Arial"/>
+                <w:lang w:val="sv-SE"/>
+              </w:rPr>
+              <w:t xml:space="preserve"> </w:t>
+            </w:r>
+            <w:proofErr w:type="spellStart"/>
+            <w:r>
+              <w:rPr>
+                <w:rFonts w:ascii="Arial" w:hAnsi="Arial" w:cs="Arial"/>
+                <w:lang w:val="sv-SE"/>
+              </w:rPr>
+              <w:t>Reviu</w:t>
+            </w:r>
+            <w:proofErr w:type="spellEnd"/>
+            <w:r>
+              <w:rPr>
+                <w:rFonts w:ascii="Arial" w:hAnsi="Arial" w:cs="Arial"/>
+                <w:lang w:val="sv-SE"/>
+              </w:rPr>
+              <w:t xml:space="preserve"> </w:t>
+            </w:r>
+            <w:proofErr w:type="spellStart"/>
+            <w:r>
+              <w:rPr>
+                <w:rFonts w:ascii="Arial" w:hAnsi="Arial" w:cs="Arial"/>
+                <w:lang w:val="sv-SE"/>
+              </w:rPr>
+              <w:t>Dokumen</w:t>
+            </w:r>
+            <w:proofErr w:type="spellEnd"/>
+            <w:r>
+              <w:rPr>
+                <w:rFonts w:ascii="Arial" w:hAnsi="Arial" w:cs="Arial"/>
+                <w:lang w:val="sv-SE"/>
+              </w:rPr>
+              <w:t xml:space="preserve"> </w:t>
+            </w:r>
+            <w:proofErr w:type="spellStart"/>
+            <w:r>
+              <w:rPr>
+                <w:rFonts w:ascii="Arial" w:hAnsi="Arial" w:cs="Arial"/>
+                <w:lang w:val="sv-SE"/>
+              </w:rPr>
+              <w:t>Persiapan</w:t>
+            </w:r>
+            <w:proofErr w:type="spellEnd"/>
+            <w:r>
+              <w:rPr>
+                <w:rFonts w:ascii="Arial" w:hAnsi="Arial" w:cs="Arial"/>
+                <w:lang w:val="sv-SE"/>
+              </w:rPr>
+              <w:t xml:space="preserve"> </w:t>
+            </w:r>
+            <w:proofErr w:type="spellStart"/>
+            <w:r>
+              <w:rPr>
+                <w:rFonts w:ascii="Arial" w:hAnsi="Arial" w:cs="Arial"/>
+                <w:lang w:val="sv-SE"/>
+              </w:rPr>
+              <w:t>Pengadaan</w:t>
+            </w:r>
+            <w:proofErr w:type="spellEnd"/>
             <w:r>
               <w:rPr>
                 <w:rFonts w:ascii="Arial" w:hAnsi="Arial" w:cs="Arial"/>
@@ -381,12 +535,14 @@
                 <w:rFonts w:ascii="Arial" w:hAnsi="Arial" w:cs="Arial"/>
               </w:rPr>
             </w:pPr>
+            <w:proofErr w:type="spellStart"/>
             <w:r>
               <w:rPr>
                 <w:rFonts w:ascii="Arial" w:hAnsi="Arial" w:cs="Arial"/>
               </w:rPr>
               <w:t>Tanggal</w:t>
             </w:r>
+            <w:proofErr w:type="spellEnd"/>
           </w:p>
         </w:tc>
         <w:tc>
@@ -434,6 +590,7 @@
               </w:rPr>
               <w:t>{tanggal_</w:t>
             </w:r>
+            <w:proofErr w:type="spellStart"/>
             <w:r>
               <w:rPr>
                 <w:rFonts w:ascii="Arial" w:hAnsi="Arial" w:cs="Arial"/>
@@ -442,6 +599,7 @@
               </w:rPr>
               <w:t>reviu</w:t>
             </w:r>
+            <w:proofErr w:type="spellEnd"/>
             <w:r>
               <w:rPr>
                 <w:rFonts w:ascii="Arial" w:hAnsi="Arial" w:cs="Arial"/>
@@ -469,11 +627,25 @@
         </w:rPr>
         <w:t xml:space="preserve">Sehubungan dengan telah dilaksanakan Rapat </w:t>
       </w:r>
-      <w:r>
-        <w:rPr>
-          <w:rFonts w:ascii="Arial" w:hAnsi="Arial" w:cs="Arial"/>
-        </w:rPr>
-        <w:t xml:space="preserve">Manajemen Konstruksi </w:t>
+      <w:proofErr w:type="spellStart"/>
+      <w:r>
+        <w:rPr>
+          <w:rFonts w:ascii="Arial" w:hAnsi="Arial" w:cs="Arial"/>
+        </w:rPr>
+        <w:t>Reviu</w:t>
+      </w:r>
+      <w:proofErr w:type="spellEnd"/>
+      <w:r>
+        <w:rPr>
+          <w:rFonts w:ascii="Arial" w:hAnsi="Arial" w:cs="Arial"/>
+        </w:rPr>
+        <w:t xml:space="preserve"> Pembahasan Dokumen Persiapan Pengadaan</w:t>
+      </w:r>
+      <w:r>
+        <w:rPr>
+          <w:rFonts w:ascii="Arial" w:hAnsi="Arial" w:cs="Arial"/>
+        </w:rPr>
+        <w:t xml:space="preserve"> </w:t>
       </w:r>
       <w:r>
         <w:rPr>
@@ -485,7 +657,21 @@
         <w:rPr>
           <w:rFonts w:ascii="Arial" w:hAnsi="Arial" w:cs="Arial"/>
         </w:rPr>
-        <w:t>{nama_paket}</w:t>
+        <w:t>{</w:t>
+      </w:r>
+      <w:proofErr w:type="spellStart"/>
+      <w:r>
+        <w:rPr>
+          <w:rFonts w:ascii="Arial" w:hAnsi="Arial" w:cs="Arial"/>
+        </w:rPr>
+        <w:t>nama_paket</w:t>
+      </w:r>
+      <w:proofErr w:type="spellEnd"/>
+      <w:r>
+        <w:rPr>
+          <w:rFonts w:ascii="Arial" w:hAnsi="Arial" w:cs="Arial"/>
+        </w:rPr>
+        <w:t>}</w:t>
       </w:r>
       <w:r>
         <w:rPr>
@@ -510,6 +696,7 @@
         </w:rPr>
         <w:t>{hari_</w:t>
       </w:r>
+      <w:proofErr w:type="spellStart"/>
       <w:r>
         <w:rPr>
           <w:rStyle w:val="normaltextrun"/>
@@ -519,6 +706,7 @@
         </w:rPr>
         <w:t>reviu</w:t>
       </w:r>
+      <w:proofErr w:type="spellEnd"/>
       <w:r>
         <w:rPr>
           <w:rStyle w:val="normaltextrun"/>
@@ -559,6 +747,7 @@
         </w:rPr>
         <w:t>{tanggal_</w:t>
       </w:r>
+      <w:proofErr w:type="spellStart"/>
       <w:r>
         <w:rPr>
           <w:rStyle w:val="normaltextrun"/>
@@ -568,6 +757,7 @@
         </w:rPr>
         <w:t>sebut_reviu</w:t>
       </w:r>
+      <w:proofErr w:type="spellEnd"/>
       <w:r>
         <w:rPr>
           <w:rStyle w:val="normaltextrun"/>
@@ -606,16 +796,26 @@
           <w:rFonts w:ascii="Arial" w:hAnsi="Arial" w:cs="Arial"/>
           <w:shd w:val="clear" w:color="auto" w:fill="FFFFFF"/>
         </w:rPr>
-        <w:t>{bulan_</w:t>
-      </w:r>
+        <w:t>{</w:t>
+      </w:r>
+      <w:proofErr w:type="spellStart"/>
       <w:r>
         <w:rPr>
           <w:rStyle w:val="normaltextrun"/>
           <w:rFonts w:ascii="Arial" w:hAnsi="Arial" w:cs="Arial"/>
           <w:shd w:val="clear" w:color="auto" w:fill="FFFFFF"/>
         </w:rPr>
+        <w:t>bulan_</w:t>
+      </w:r>
+      <w:r>
+        <w:rPr>
+          <w:rStyle w:val="normaltextrun"/>
+          <w:rFonts w:ascii="Arial" w:hAnsi="Arial" w:cs="Arial"/>
+          <w:shd w:val="clear" w:color="auto" w:fill="FFFFFF"/>
+        </w:rPr>
         <w:t>sebut_reviu</w:t>
       </w:r>
+      <w:proofErr w:type="spellEnd"/>
       <w:r>
         <w:rPr>
           <w:rStyle w:val="normaltextrun"/>
@@ -662,16 +862,26 @@
           <w:rFonts w:ascii="Arial" w:hAnsi="Arial" w:cs="Arial"/>
           <w:shd w:val="clear" w:color="auto" w:fill="FFFFFF"/>
         </w:rPr>
-        <w:t>{tahun_</w:t>
-      </w:r>
+        <w:t>{</w:t>
+      </w:r>
+      <w:proofErr w:type="spellStart"/>
       <w:r>
         <w:rPr>
           <w:rStyle w:val="normaltextrun"/>
           <w:rFonts w:ascii="Arial" w:hAnsi="Arial" w:cs="Arial"/>
           <w:shd w:val="clear" w:color="auto" w:fill="FFFFFF"/>
         </w:rPr>
+        <w:t>tahun_</w:t>
+      </w:r>
+      <w:r>
+        <w:rPr>
+          <w:rStyle w:val="normaltextrun"/>
+          <w:rFonts w:ascii="Arial" w:hAnsi="Arial" w:cs="Arial"/>
+          <w:shd w:val="clear" w:color="auto" w:fill="FFFFFF"/>
+        </w:rPr>
         <w:t>sebut_reviu</w:t>
       </w:r>
+      <w:proofErr w:type="spellEnd"/>
       <w:r>
         <w:rPr>
           <w:rStyle w:val="normaltextrun"/>
@@ -690,8 +900,30 @@
         <w:rPr>
           <w:rFonts w:ascii="Arial" w:hAnsi="Arial" w:cs="Arial"/>
         </w:rPr>
-        <w:t>sampaikan Berita Acara Hasil Reviu Dokumen Persiapan Pengadaan paket pekerjaan tersebut di atas untuk dilanjutkan ke proses penetapan dokumen persiapan pengadaan hasil reviu</w:t>
-      </w:r>
+        <w:t xml:space="preserve">sampaikan Berita Acara Hasil </w:t>
+      </w:r>
+      <w:proofErr w:type="spellStart"/>
+      <w:r>
+        <w:rPr>
+          <w:rFonts w:ascii="Arial" w:hAnsi="Arial" w:cs="Arial"/>
+        </w:rPr>
+        <w:t>Reviu</w:t>
+      </w:r>
+      <w:proofErr w:type="spellEnd"/>
+      <w:r>
+        <w:rPr>
+          <w:rFonts w:ascii="Arial" w:hAnsi="Arial" w:cs="Arial"/>
+        </w:rPr>
+        <w:t xml:space="preserve"> Dokumen Persiapan Pengadaan paket pekerjaan tersebut di atas untuk dilanjutkan ke proses penetapan dokumen persiapan pengadaan hasil </w:t>
+      </w:r>
+      <w:proofErr w:type="spellStart"/>
+      <w:r>
+        <w:rPr>
+          <w:rFonts w:ascii="Arial" w:hAnsi="Arial" w:cs="Arial"/>
+        </w:rPr>
+        <w:t>reviu</w:t>
+      </w:r>
+      <w:proofErr w:type="spellEnd"/>
       <w:r>
         <w:rPr>
           <w:rFonts w:ascii="Arial" w:hAnsi="Arial" w:cs="Arial"/>
@@ -709,12 +941,181 @@
           <w:lang w:val="sv-SE"/>
         </w:rPr>
       </w:pPr>
-      <w:r>
-        <w:rPr>
-          <w:rFonts w:ascii="Arial" w:hAnsi="Arial" w:cs="Arial"/>
-          <w:lang w:val="sv-SE"/>
-        </w:rPr>
-        <w:t>Demikian kami sampaikan, atas perhatian dan kerja samanya diucapkan terima kasih.</w:t>
+      <w:proofErr w:type="spellStart"/>
+      <w:r>
+        <w:rPr>
+          <w:rFonts w:ascii="Arial" w:hAnsi="Arial" w:cs="Arial"/>
+          <w:lang w:val="sv-SE"/>
+        </w:rPr>
+        <w:t>Demikian</w:t>
+      </w:r>
+      <w:proofErr w:type="spellEnd"/>
+      <w:r>
+        <w:rPr>
+          <w:rFonts w:ascii="Arial" w:hAnsi="Arial" w:cs="Arial"/>
+          <w:lang w:val="sv-SE"/>
+        </w:rPr>
+        <w:t xml:space="preserve"> </w:t>
+      </w:r>
+      <w:proofErr w:type="spellStart"/>
+      <w:r>
+        <w:rPr>
+          <w:rFonts w:ascii="Arial" w:hAnsi="Arial" w:cs="Arial"/>
+          <w:lang w:val="sv-SE"/>
+        </w:rPr>
+        <w:t>kami</w:t>
+      </w:r>
+      <w:proofErr w:type="spellEnd"/>
+      <w:r>
+        <w:rPr>
+          <w:rFonts w:ascii="Arial" w:hAnsi="Arial" w:cs="Arial"/>
+          <w:lang w:val="sv-SE"/>
+        </w:rPr>
+        <w:t xml:space="preserve"> </w:t>
+      </w:r>
+      <w:proofErr w:type="spellStart"/>
+      <w:r>
+        <w:rPr>
+          <w:rFonts w:ascii="Arial" w:hAnsi="Arial" w:cs="Arial"/>
+          <w:lang w:val="sv-SE"/>
+        </w:rPr>
+        <w:t>sampaikan</w:t>
+      </w:r>
+      <w:proofErr w:type="spellEnd"/>
+      <w:r>
+        <w:rPr>
+          <w:rFonts w:ascii="Arial" w:hAnsi="Arial" w:cs="Arial"/>
+          <w:lang w:val="sv-SE"/>
+        </w:rPr>
+        <w:t xml:space="preserve">, </w:t>
+      </w:r>
+      <w:proofErr w:type="spellStart"/>
+      <w:r>
+        <w:rPr>
+          <w:rFonts w:ascii="Arial" w:hAnsi="Arial" w:cs="Arial"/>
+          <w:lang w:val="sv-SE"/>
+        </w:rPr>
+        <w:t>atas</w:t>
+      </w:r>
+      <w:proofErr w:type="spellEnd"/>
+      <w:r>
+        <w:rPr>
+          <w:rFonts w:ascii="Arial" w:hAnsi="Arial" w:cs="Arial"/>
+          <w:lang w:val="sv-SE"/>
+        </w:rPr>
+        <w:t xml:space="preserve"> </w:t>
+      </w:r>
+      <w:proofErr w:type="spellStart"/>
+      <w:r>
+        <w:rPr>
+          <w:rFonts w:ascii="Arial" w:hAnsi="Arial" w:cs="Arial"/>
+          <w:lang w:val="sv-SE"/>
+        </w:rPr>
+        <w:t>perhatian</w:t>
+      </w:r>
+      <w:proofErr w:type="spellEnd"/>
+      <w:r>
+        <w:rPr>
+          <w:rFonts w:ascii="Arial" w:hAnsi="Arial" w:cs="Arial"/>
+          <w:lang w:val="sv-SE"/>
+        </w:rPr>
+        <w:t xml:space="preserve"> </w:t>
+      </w:r>
+      <w:proofErr w:type="gramStart"/>
+      <w:r>
+        <w:rPr>
+          <w:rFonts w:ascii="Arial" w:hAnsi="Arial" w:cs="Arial"/>
+          <w:lang w:val="sv-SE"/>
+        </w:rPr>
+        <w:t>dan</w:t>
+      </w:r>
+      <w:proofErr w:type="gramEnd"/>
+      <w:r>
+        <w:rPr>
+          <w:rFonts w:ascii="Arial" w:hAnsi="Arial" w:cs="Arial"/>
+          <w:lang w:val="sv-SE"/>
+        </w:rPr>
+        <w:t xml:space="preserve"> </w:t>
+      </w:r>
+      <w:proofErr w:type="spellStart"/>
+      <w:r>
+        <w:rPr>
+          <w:rFonts w:ascii="Arial" w:hAnsi="Arial" w:cs="Arial"/>
+          <w:lang w:val="sv-SE"/>
+        </w:rPr>
+        <w:t>kerja</w:t>
+      </w:r>
+      <w:proofErr w:type="spellEnd"/>
+      <w:r>
+        <w:rPr>
+          <w:rFonts w:ascii="Arial" w:hAnsi="Arial" w:cs="Arial"/>
+          <w:lang w:val="sv-SE"/>
+        </w:rPr>
+        <w:t xml:space="preserve"> </w:t>
+      </w:r>
+      <w:proofErr w:type="spellStart"/>
+      <w:r>
+        <w:rPr>
+          <w:rFonts w:ascii="Arial" w:hAnsi="Arial" w:cs="Arial"/>
+          <w:lang w:val="sv-SE"/>
+        </w:rPr>
+        <w:t>samanya</w:t>
+      </w:r>
+      <w:proofErr w:type="spellEnd"/>
+      <w:r>
+        <w:rPr>
+          <w:rFonts w:ascii="Arial" w:hAnsi="Arial" w:cs="Arial"/>
+          <w:lang w:val="sv-SE"/>
+        </w:rPr>
+        <w:t xml:space="preserve"> </w:t>
+      </w:r>
+      <w:proofErr w:type="spellStart"/>
+      <w:r>
+        <w:rPr>
+          <w:rFonts w:ascii="Arial" w:hAnsi="Arial" w:cs="Arial"/>
+          <w:lang w:val="sv-SE"/>
+        </w:rPr>
+        <w:t>diucapkan</w:t>
+      </w:r>
+      <w:proofErr w:type="spellEnd"/>
+      <w:r>
+        <w:rPr>
+          <w:rFonts w:ascii="Arial" w:hAnsi="Arial" w:cs="Arial"/>
+          <w:lang w:val="sv-SE"/>
+        </w:rPr>
+        <w:t xml:space="preserve"> </w:t>
+      </w:r>
+      <w:proofErr w:type="spellStart"/>
+      <w:r>
+        <w:rPr>
+          <w:rFonts w:ascii="Arial" w:hAnsi="Arial" w:cs="Arial"/>
+          <w:lang w:val="sv-SE"/>
+        </w:rPr>
+        <w:t>terima</w:t>
+      </w:r>
+      <w:proofErr w:type="spellEnd"/>
+      <w:r>
+        <w:rPr>
+          <w:rFonts w:ascii="Arial" w:hAnsi="Arial" w:cs="Arial"/>
+          <w:lang w:val="sv-SE"/>
+        </w:rPr>
+        <w:t xml:space="preserve"> </w:t>
+      </w:r>
+      <w:proofErr w:type="spellStart"/>
+      <w:r>
+        <w:rPr>
+          <w:rFonts w:ascii="Arial" w:hAnsi="Arial" w:cs="Arial"/>
+          <w:lang w:val="sv-SE"/>
+        </w:rPr>
+        <w:t>kasih</w:t>
+      </w:r>
+      <w:proofErr w:type="spellEnd"/>
+      <w:r>
+        <w:rPr>
+          <w:rFonts w:ascii="Arial" w:hAnsi="Arial" w:cs="Arial"/>
+          <w:lang w:val="sv-SE"/>
+        </w:rPr>
+        <w:t>.</w:t>
       </w:r>
       <w:r>
         <w:rPr>
@@ -849,13 +1250,23 @@
                 <w:szCs w:val="22"/>
               </w:rPr>
             </w:pPr>
+            <w:proofErr w:type="spellStart"/>
             <w:r>
               <w:rPr>
                 <w:rFonts w:ascii="Arial" w:hAnsi="Arial" w:cs="Arial"/>
                 <w:sz w:val="22"/>
                 <w:szCs w:val="22"/>
               </w:rPr>
-              <w:t xml:space="preserve">Decki Rahadian Firdiansyah </w:t>
+              <w:t>Decki</w:t>
+            </w:r>
+            <w:proofErr w:type="spellEnd"/>
+            <w:r>
+              <w:rPr>
+                <w:rFonts w:ascii="Arial" w:hAnsi="Arial" w:cs="Arial"/>
+                <w:sz w:val="22"/>
+                <w:szCs w:val="22"/>
+              </w:rPr>
+              <w:t xml:space="preserve"> Rahadian Firdiansyah </w:t>
             </w:r>
           </w:p>
         </w:tc>
@@ -916,12 +1327,21 @@
           <w:lang w:val="en-US"/>
         </w:rPr>
       </w:pPr>
+      <w:proofErr w:type="spellStart"/>
       <w:r>
         <w:rPr>
           <w:rFonts w:ascii="Arial" w:hAnsi="Arial" w:cs="Arial"/>
           <w:lang w:val="en-US"/>
         </w:rPr>
-        <w:t>Tembusan:</w:t>
+        <w:t>Tembusan</w:t>
+      </w:r>
+      <w:proofErr w:type="spellEnd"/>
+      <w:r>
+        <w:rPr>
+          <w:rFonts w:ascii="Arial" w:hAnsi="Arial" w:cs="Arial"/>
+          <w:lang w:val="en-US"/>
+        </w:rPr>
+        <w:t>:</w:t>
       </w:r>
     </w:p>
     <w:p>
@@ -939,12 +1359,37 @@
           <w:lang w:val="sv-SE"/>
         </w:rPr>
       </w:pPr>
-      <w:r>
-        <w:rPr>
-          <w:rFonts w:ascii="Arial" w:hAnsi="Arial" w:cs="Arial"/>
-          <w:lang w:val="sv-SE"/>
-        </w:rPr>
-        <w:t>Kepala {balai}</w:t>
+      <w:proofErr w:type="spellStart"/>
+      <w:r>
+        <w:rPr>
+          <w:rFonts w:ascii="Arial" w:hAnsi="Arial" w:cs="Arial"/>
+          <w:lang w:val="sv-SE"/>
+        </w:rPr>
+        <w:t>Kepala</w:t>
+      </w:r>
+      <w:proofErr w:type="spellEnd"/>
+      <w:r>
+        <w:rPr>
+          <w:rFonts w:ascii="Arial" w:hAnsi="Arial" w:cs="Arial"/>
+          <w:lang w:val="sv-SE"/>
+        </w:rPr>
+        <w:t xml:space="preserve"> {</w:t>
+      </w:r>
+      <w:proofErr w:type="spellStart"/>
+      <w:r>
+        <w:rPr>
+          <w:rFonts w:ascii="Arial" w:hAnsi="Arial" w:cs="Arial"/>
+          <w:lang w:val="sv-SE"/>
+        </w:rPr>
+        <w:t>balai</w:t>
+      </w:r>
+      <w:proofErr w:type="spellEnd"/>
+      <w:r>
+        <w:rPr>
+          <w:rFonts w:ascii="Arial" w:hAnsi="Arial" w:cs="Arial"/>
+          <w:lang w:val="sv-SE"/>
+        </w:rPr>
+        <w:t>}</w:t>
       </w:r>
     </w:p>
     <w:p>
@@ -962,19 +1407,44 @@
           <w:lang w:val="sv-SE"/>
         </w:rPr>
       </w:pPr>
-      <w:r>
-        <w:rPr>
-          <w:rFonts w:ascii="Arial" w:hAnsi="Arial" w:cs="Arial"/>
-          <w:lang w:val="sv-SE"/>
-        </w:rPr>
-        <w:t xml:space="preserve">Kepala </w:t>
+      <w:proofErr w:type="spellStart"/>
+      <w:r>
+        <w:rPr>
+          <w:rFonts w:ascii="Arial" w:hAnsi="Arial" w:cs="Arial"/>
+          <w:lang w:val="sv-SE"/>
+        </w:rPr>
+        <w:t>Kepala</w:t>
+      </w:r>
+      <w:proofErr w:type="spellEnd"/>
+      <w:r>
+        <w:rPr>
+          <w:rFonts w:ascii="Arial" w:hAnsi="Arial" w:cs="Arial"/>
+          <w:lang w:val="sv-SE"/>
+        </w:rPr>
+        <w:t xml:space="preserve"> </w:t>
       </w:r>
       <w:r>
         <w:rPr>
           <w:rFonts w:ascii="Arial" w:hAnsi="Arial" w:cs="Arial"/>
           <w:lang w:val="id-ID"/>
         </w:rPr>
-        <w:t>{satuan_kerja}</w:t>
+        <w:t>{</w:t>
+      </w:r>
+      <w:proofErr w:type="spellStart"/>
+      <w:r>
+        <w:rPr>
+          <w:rFonts w:ascii="Arial" w:hAnsi="Arial" w:cs="Arial"/>
+          <w:lang w:val="id-ID"/>
+        </w:rPr>
+        <w:t>satuan_kerja</w:t>
+      </w:r>
+      <w:proofErr w:type="spellEnd"/>
+      <w:r>
+        <w:rPr>
+          <w:rFonts w:ascii="Arial" w:hAnsi="Arial" w:cs="Arial"/>
+          <w:lang w:val="id-ID"/>
+        </w:rPr>
+        <w:t>}</w:t>
       </w:r>
     </w:p>
     <w:p>
@@ -992,33 +1462,154 @@
           <w:lang w:val="sv-SE"/>
         </w:rPr>
       </w:pPr>
-      <w:r>
-        <w:rPr>
-          <w:rFonts w:ascii="Arial" w:hAnsi="Arial" w:cs="Arial"/>
-          <w:lang w:val="sv-SE"/>
-        </w:rPr>
-        <w:t xml:space="preserve">Kelompok Kerja Pemilihan </w:t>
+      <w:proofErr w:type="spellStart"/>
+      <w:r>
+        <w:rPr>
+          <w:rFonts w:ascii="Arial" w:hAnsi="Arial" w:cs="Arial"/>
+          <w:lang w:val="sv-SE"/>
+        </w:rPr>
+        <w:t>Kelompok</w:t>
+      </w:r>
+      <w:proofErr w:type="spellEnd"/>
+      <w:r>
+        <w:rPr>
+          <w:rFonts w:ascii="Arial" w:hAnsi="Arial" w:cs="Arial"/>
+          <w:lang w:val="sv-SE"/>
+        </w:rPr>
+        <w:t xml:space="preserve"> </w:t>
+      </w:r>
+      <w:proofErr w:type="spellStart"/>
+      <w:r>
+        <w:rPr>
+          <w:rFonts w:ascii="Arial" w:hAnsi="Arial" w:cs="Arial"/>
+          <w:lang w:val="sv-SE"/>
+        </w:rPr>
+        <w:t>Kerja</w:t>
+      </w:r>
+      <w:proofErr w:type="spellEnd"/>
+      <w:r>
+        <w:rPr>
+          <w:rFonts w:ascii="Arial" w:hAnsi="Arial" w:cs="Arial"/>
+          <w:lang w:val="sv-SE"/>
+        </w:rPr>
+        <w:t xml:space="preserve"> </w:t>
+      </w:r>
+      <w:proofErr w:type="spellStart"/>
+      <w:r>
+        <w:rPr>
+          <w:rFonts w:ascii="Arial" w:hAnsi="Arial" w:cs="Arial"/>
+          <w:lang w:val="sv-SE"/>
+        </w:rPr>
+        <w:t>Pemilihan</w:t>
+      </w:r>
+      <w:proofErr w:type="spellEnd"/>
+      <w:r>
+        <w:rPr>
+          <w:rFonts w:ascii="Arial" w:hAnsi="Arial" w:cs="Arial"/>
+          <w:lang w:val="sv-SE"/>
+        </w:rPr>
+        <w:t xml:space="preserve"> </w:t>
       </w:r>
       <w:r>
         <w:rPr>
           <w:rFonts w:ascii="Arial" w:hAnsi="Arial" w:cs="Arial"/>
           <w:lang w:val="id-ID"/>
         </w:rPr>
-        <w:t>{kode_pokja}</w:t>
-      </w:r>
-      <w:r>
-        <w:rPr>
-          <w:rFonts w:ascii="Arial" w:hAnsi="Arial" w:cs="Arial"/>
-          <w:lang w:val="sv-SE"/>
-        </w:rPr>
-        <w:t xml:space="preserve"> BP2JK Wilayah Kalimantan Selatan Tahun Anggaran </w:t>
-      </w:r>
+        <w:t>{</w:t>
+      </w:r>
+      <w:proofErr w:type="spellStart"/>
       <w:r>
         <w:rPr>
           <w:rFonts w:ascii="Arial" w:hAnsi="Arial" w:cs="Arial"/>
           <w:lang w:val="id-ID"/>
         </w:rPr>
-        <w:t>{tahun_anggaran}</w:t>
+        <w:t>kode_pokja</w:t>
+      </w:r>
+      <w:proofErr w:type="spellEnd"/>
+      <w:r>
+        <w:rPr>
+          <w:rFonts w:ascii="Arial" w:hAnsi="Arial" w:cs="Arial"/>
+          <w:lang w:val="id-ID"/>
+        </w:rPr>
+        <w:t>}</w:t>
+      </w:r>
+      <w:r>
+        <w:rPr>
+          <w:rFonts w:ascii="Arial" w:hAnsi="Arial" w:cs="Arial"/>
+          <w:lang w:val="sv-SE"/>
+        </w:rPr>
+        <w:t xml:space="preserve"> BP2JK </w:t>
+      </w:r>
+      <w:proofErr w:type="spellStart"/>
+      <w:r>
+        <w:rPr>
+          <w:rFonts w:ascii="Arial" w:hAnsi="Arial" w:cs="Arial"/>
+          <w:lang w:val="sv-SE"/>
+        </w:rPr>
+        <w:t>Wilayah</w:t>
+      </w:r>
+      <w:proofErr w:type="spellEnd"/>
+      <w:r>
+        <w:rPr>
+          <w:rFonts w:ascii="Arial" w:hAnsi="Arial" w:cs="Arial"/>
+          <w:lang w:val="sv-SE"/>
+        </w:rPr>
+        <w:t xml:space="preserve"> Kalimantan Selatan </w:t>
+      </w:r>
+      <w:proofErr w:type="spellStart"/>
+      <w:r>
+        <w:rPr>
+          <w:rFonts w:ascii="Arial" w:hAnsi="Arial" w:cs="Arial"/>
+          <w:lang w:val="sv-SE"/>
+        </w:rPr>
+        <w:t>Tahun</w:t>
+      </w:r>
+      <w:proofErr w:type="spellEnd"/>
+      <w:r>
+        <w:rPr>
+          <w:rFonts w:ascii="Arial" w:hAnsi="Arial" w:cs="Arial"/>
+          <w:lang w:val="sv-SE"/>
+        </w:rPr>
+        <w:t xml:space="preserve"> </w:t>
+      </w:r>
+      <w:proofErr w:type="spellStart"/>
+      <w:r>
+        <w:rPr>
+          <w:rFonts w:ascii="Arial" w:hAnsi="Arial" w:cs="Arial"/>
+          <w:lang w:val="sv-SE"/>
+        </w:rPr>
+        <w:t>Anggaran</w:t>
+      </w:r>
+      <w:proofErr w:type="spellEnd"/>
+      <w:r>
+        <w:rPr>
+          <w:rFonts w:ascii="Arial" w:hAnsi="Arial" w:cs="Arial"/>
+          <w:lang w:val="sv-SE"/>
+        </w:rPr>
+        <w:t xml:space="preserve"> </w:t>
+      </w:r>
+      <w:r>
+        <w:rPr>
+          <w:rFonts w:ascii="Arial" w:hAnsi="Arial" w:cs="Arial"/>
+          <w:lang w:val="id-ID"/>
+        </w:rPr>
+        <w:t>{</w:t>
+      </w:r>
+      <w:proofErr w:type="spellStart"/>
+      <w:r>
+        <w:rPr>
+          <w:rFonts w:ascii="Arial" w:hAnsi="Arial" w:cs="Arial"/>
+          <w:lang w:val="id-ID"/>
+        </w:rPr>
+        <w:t>tahun_anggaran</w:t>
+      </w:r>
+      <w:proofErr w:type="spellEnd"/>
+      <w:r>
+        <w:rPr>
+          <w:rFonts w:ascii="Arial" w:hAnsi="Arial" w:cs="Arial"/>
+          <w:lang w:val="id-ID"/>
+        </w:rPr>
+        <w:t>}</w:t>
       </w:r>
     </w:p>
     <w:p>
@@ -1041,8 +1632,17 @@
           <w:rFonts w:ascii="Arial" w:hAnsi="Arial" w:cs="Arial"/>
           <w:lang w:val="sv-SE"/>
         </w:rPr>
-        <w:t>Tim Pelaksana</w:t>
-      </w:r>
+        <w:t xml:space="preserve">Tim </w:t>
+      </w:r>
+      <w:proofErr w:type="spellStart"/>
+      <w:r>
+        <w:rPr>
+          <w:rFonts w:ascii="Arial" w:hAnsi="Arial" w:cs="Arial"/>
+          <w:lang w:val="sv-SE"/>
+        </w:rPr>
+        <w:t>Pelaksana</w:t>
+      </w:r>
+      <w:proofErr w:type="spellEnd"/>
       <w:r>
         <w:rPr>
           <w:rFonts w:ascii="Arial" w:hAnsi="Arial" w:cs="Arial"/>
@@ -1055,21 +1655,101 @@
           <w:rFonts w:ascii="Arial" w:hAnsi="Arial" w:cs="Arial"/>
           <w:lang w:val="id-ID"/>
         </w:rPr>
-        <w:t>{kode_pokja}</w:t>
-      </w:r>
-      <w:r>
-        <w:rPr>
-          <w:rFonts w:ascii="Arial" w:hAnsi="Arial" w:cs="Arial"/>
-          <w:lang w:val="sv-SE"/>
-        </w:rPr>
-        <w:t xml:space="preserve"> BP2JK Wilayah Kalimantan Selatan Tahun Anggaran </w:t>
-      </w:r>
+        <w:t>{</w:t>
+      </w:r>
+      <w:proofErr w:type="spellStart"/>
       <w:r>
         <w:rPr>
           <w:rFonts w:ascii="Arial" w:hAnsi="Arial" w:cs="Arial"/>
           <w:lang w:val="id-ID"/>
         </w:rPr>
-        <w:t>{tahun_anggaran}</w:t>
+        <w:t>kode_pokja</w:t>
+      </w:r>
+      <w:proofErr w:type="spellEnd"/>
+      <w:r>
+        <w:rPr>
+          <w:rFonts w:ascii="Arial" w:hAnsi="Arial" w:cs="Arial"/>
+          <w:lang w:val="id-ID"/>
+        </w:rPr>
+        <w:t>}</w:t>
+      </w:r>
+      <w:r>
+        <w:rPr>
+          <w:rFonts w:ascii="Arial" w:hAnsi="Arial" w:cs="Arial"/>
+          <w:lang w:val="sv-SE"/>
+        </w:rPr>
+        <w:t xml:space="preserve"> BP2JK </w:t>
+      </w:r>
+      <w:proofErr w:type="spellStart"/>
+      <w:r>
+        <w:rPr>
+          <w:rFonts w:ascii="Arial" w:hAnsi="Arial" w:cs="Arial"/>
+          <w:lang w:val="sv-SE"/>
+        </w:rPr>
+        <w:t>Wilayah</w:t>
+      </w:r>
+      <w:proofErr w:type="spellEnd"/>
+      <w:r>
+        <w:rPr>
+          <w:rFonts w:ascii="Arial" w:hAnsi="Arial" w:cs="Arial"/>
+          <w:lang w:val="sv-SE"/>
+        </w:rPr>
+        <w:t xml:space="preserve"> Kalimantan Selatan </w:t>
+      </w:r>
+      <w:proofErr w:type="spellStart"/>
+      <w:r>
+        <w:rPr>
+          <w:rFonts w:ascii="Arial" w:hAnsi="Arial" w:cs="Arial"/>
+          <w:lang w:val="sv-SE"/>
+        </w:rPr>
+        <w:t>Tahun</w:t>
+      </w:r>
+      <w:proofErr w:type="spellEnd"/>
+      <w:r>
+        <w:rPr>
+          <w:rFonts w:ascii="Arial" w:hAnsi="Arial" w:cs="Arial"/>
+          <w:lang w:val="sv-SE"/>
+        </w:rPr>
+        <w:t xml:space="preserve"> </w:t>
+      </w:r>
+      <w:proofErr w:type="spellStart"/>
+      <w:r>
+        <w:rPr>
+          <w:rFonts w:ascii="Arial" w:hAnsi="Arial" w:cs="Arial"/>
+          <w:lang w:val="sv-SE"/>
+        </w:rPr>
+        <w:t>Anggaran</w:t>
+      </w:r>
+      <w:proofErr w:type="spellEnd"/>
+      <w:r>
+        <w:rPr>
+          <w:rFonts w:ascii="Arial" w:hAnsi="Arial" w:cs="Arial"/>
+          <w:lang w:val="sv-SE"/>
+        </w:rPr>
+        <w:t xml:space="preserve"> </w:t>
+      </w:r>
+      <w:r>
+        <w:rPr>
+          <w:rFonts w:ascii="Arial" w:hAnsi="Arial" w:cs="Arial"/>
+          <w:lang w:val="id-ID"/>
+        </w:rPr>
+        <w:t>{</w:t>
+      </w:r>
+      <w:proofErr w:type="spellStart"/>
+      <w:r>
+        <w:rPr>
+          <w:rFonts w:ascii="Arial" w:hAnsi="Arial" w:cs="Arial"/>
+          <w:lang w:val="id-ID"/>
+        </w:rPr>
+        <w:t>tahun_anggaran</w:t>
+      </w:r>
+      <w:proofErr w:type="spellEnd"/>
+      <w:r>
+        <w:rPr>
+          <w:rFonts w:ascii="Arial" w:hAnsi="Arial" w:cs="Arial"/>
+          <w:lang w:val="id-ID"/>
+        </w:rPr>
+        <w:t>}</w:t>
       </w:r>
     </w:p>
     <w:p>
@@ -1096,7 +1776,7 @@
 </file>
 
 <file path=word/endnotes.xml><?xml version="1.0" encoding="utf-8"?>
-<w:endnotes xmlns:wpc="http://schemas.microsoft.com/office/word/2010/wordprocessingCanvas" xmlns:cx="http://schemas.microsoft.com/office/drawing/2014/chartex" xmlns:cx1="http://schemas.microsoft.com/office/drawing/2015/9/8/chartex" xmlns:cx2="http://schemas.microsoft.com/office/drawing/2015/10/21/chartex" xmlns:cx3="http://schemas.microsoft.com/office/drawing/2016/5/9/chartex" xmlns:cx4="http://schemas.microsoft.com/office/drawing/2016/5/10/chartex" xmlns:cx5="http://schemas.microsoft.com/office/drawing/2016/5/11/chartex" xmlns:cx6="http://schemas.microsoft.com/office/drawing/2016/5/12/chartex" xmlns:cx7="http://schemas.microsoft.com/office/drawing/2016/5/13/chartex" xmlns:cx8="http://schemas.microsoft.com/office/drawing/2016/5/14/chartex" xmlns:mc="http://schemas.openxmlformats.org/markup-compatibility/2006" xmlns:aink="http://schemas.microsoft.com/office/drawing/2016/ink" xmlns:am3d="http://schemas.microsoft.com/office/drawing/2017/model3d" xmlns:o="urn:schemas-microsoft-com:office:office" xmlns:r="http://schemas.openxmlformats.org/officeDocument/2006/relationships" xmlns:m="http://schemas.openxmlformats.org/officeDocument/2006/math" xmlns:v="urn:schemas-microsoft-com:vml" xmlns:wp14="http://schemas.microsoft.com/office/word/2010/wordprocessingDrawing" xmlns:wp="http://schemas.openxmlformats.org/drawingml/2006/wordprocessingDrawing" xmlns:w10="urn:schemas-microsoft-com:office:word" xmlns:w="http://schemas.openxmlformats.org/wordprocessingml/2006/main" xmlns:w14="http://schemas.microsoft.com/office/word/2010/wordml" xmlns:w15="http://schemas.microsoft.com/office/word/2012/wordml" xmlns:w16cex="http://schemas.microsoft.com/office/word/2018/wordml/cex" xmlns:w16cid="http://schemas.microsoft.com/office/word/2016/wordml/cid" xmlns:w16="http://schemas.microsoft.com/office/word/2018/wordml" xmlns:w16sdtdh="http://schemas.microsoft.com/office/word/2020/wordml/sdtdatahash" xmlns:w16se="http://schemas.microsoft.com/office/word/2015/wordml/symex" xmlns:wpg="http://schemas.microsoft.com/office/word/2010/wordprocessingGroup" xmlns:wpi="http://schemas.microsoft.com/office/word/2010/wordprocessingInk" xmlns:wne="http://schemas.microsoft.com/office/word/2006/wordml" xmlns:wps="http://schemas.microsoft.com/office/word/2010/wordprocessingShape" mc:Ignorable="w14 w15 w16se w16cid w16 w16cex w16sdtdh wp14">
+<w:endnotes xmlns:wpc="http://schemas.microsoft.com/office/word/2010/wordprocessingCanvas" xmlns:cx="http://schemas.microsoft.com/office/drawing/2014/chartex" xmlns:cx1="http://schemas.microsoft.com/office/drawing/2015/9/8/chartex" xmlns:cx2="http://schemas.microsoft.com/office/drawing/2015/10/21/chartex" xmlns:cx3="http://schemas.microsoft.com/office/drawing/2016/5/9/chartex" xmlns:cx4="http://schemas.microsoft.com/office/drawing/2016/5/10/chartex" xmlns:cx5="http://schemas.microsoft.com/office/drawing/2016/5/11/chartex" xmlns:cx6="http://schemas.microsoft.com/office/drawing/2016/5/12/chartex" xmlns:cx7="http://schemas.microsoft.com/office/drawing/2016/5/13/chartex" xmlns:cx8="http://schemas.microsoft.com/office/drawing/2016/5/14/chartex" xmlns:mc="http://schemas.openxmlformats.org/markup-compatibility/2006" xmlns:aink="http://schemas.microsoft.com/office/drawing/2016/ink" xmlns:am3d="http://schemas.microsoft.com/office/drawing/2017/model3d" xmlns:o="urn:schemas-microsoft-com:office:office" xmlns:oel="http://schemas.microsoft.com/office/2019/extlst" xmlns:r="http://schemas.openxmlformats.org/officeDocument/2006/relationships" xmlns:m="http://schemas.openxmlformats.org/officeDocument/2006/math" xmlns:v="urn:schemas-microsoft-com:vml" xmlns:wp14="http://schemas.microsoft.com/office/word/2010/wordprocessingDrawing" xmlns:wp="http://schemas.openxmlformats.org/drawingml/2006/wordprocessingDrawing" xmlns:w10="urn:schemas-microsoft-com:office:word" xmlns:w="http://schemas.openxmlformats.org/wordprocessingml/2006/main" xmlns:w14="http://schemas.microsoft.com/office/word/2010/wordml" xmlns:w15="http://schemas.microsoft.com/office/word/2012/wordml" xmlns:w16cex="http://schemas.microsoft.com/office/word/2018/wordml/cex" xmlns:w16cid="http://schemas.microsoft.com/office/word/2016/wordml/cid" xmlns:w16="http://schemas.microsoft.com/office/word/2018/wordml" xmlns:w16du="http://schemas.microsoft.com/office/word/2023/wordml/word16du" xmlns:w16sdtdh="http://schemas.microsoft.com/office/word/2020/wordml/sdtdatahash" xmlns:w16sdtfl="http://schemas.microsoft.com/office/word/2024/wordml/sdtformatlock" xmlns:w16se="http://schemas.microsoft.com/office/word/2015/wordml/symex" xmlns:wpg="http://schemas.microsoft.com/office/word/2010/wordprocessingGroup" xmlns:wpi="http://schemas.microsoft.com/office/word/2010/wordprocessingInk" xmlns:wne="http://schemas.microsoft.com/office/word/2006/wordml" xmlns:wps="http://schemas.microsoft.com/office/word/2010/wordprocessingShape" mc:Ignorable="w14 w15 w16se w16cid w16 w16cex w16sdtdh w16sdtfl w16du wp14">
   <w:endnote w:type="separator" w:id="-1">
     <w:p>
       <w:pPr>
@@ -1121,7 +1801,7 @@
 </file>
 
 <file path=word/footer1.xml><?xml version="1.0" encoding="utf-8"?>
-<w:ftr xmlns:wpc="http://schemas.microsoft.com/office/word/2010/wordprocessingCanvas" xmlns:cx="http://schemas.microsoft.com/office/drawing/2014/chartex" xmlns:cx1="http://schemas.microsoft.com/office/drawing/2015/9/8/chartex" xmlns:cx2="http://schemas.microsoft.com/office/drawing/2015/10/21/chartex" xmlns:cx3="http://schemas.microsoft.com/office/drawing/2016/5/9/chartex" xmlns:cx4="http://schemas.microsoft.com/office/drawing/2016/5/10/chartex" xmlns:cx5="http://schemas.microsoft.com/office/drawing/2016/5/11/chartex" xmlns:cx6="http://schemas.microsoft.com/office/drawing/2016/5/12/chartex" xmlns:cx7="http://schemas.microsoft.com/office/drawing/2016/5/13/chartex" xmlns:cx8="http://schemas.microsoft.com/office/drawing/2016/5/14/chartex" xmlns:mc="http://schemas.openxmlformats.org/markup-compatibility/2006" xmlns:aink="http://schemas.microsoft.com/office/drawing/2016/ink" xmlns:am3d="http://schemas.microsoft.com/office/drawing/2017/model3d" xmlns:o="urn:schemas-microsoft-com:office:office" xmlns:r="http://schemas.openxmlformats.org/officeDocument/2006/relationships" xmlns:m="http://schemas.openxmlformats.org/officeDocument/2006/math" xmlns:v="urn:schemas-microsoft-com:vml" xmlns:wp14="http://schemas.microsoft.com/office/word/2010/wordprocessingDrawing" xmlns:wp="http://schemas.openxmlformats.org/drawingml/2006/wordprocessingDrawing" xmlns:w10="urn:schemas-microsoft-com:office:word" xmlns:w="http://schemas.openxmlformats.org/wordprocessingml/2006/main" xmlns:w14="http://schemas.microsoft.com/office/word/2010/wordml" xmlns:w15="http://schemas.microsoft.com/office/word/2012/wordml" xmlns:w16cex="http://schemas.microsoft.com/office/word/2018/wordml/cex" xmlns:w16cid="http://schemas.microsoft.com/office/word/2016/wordml/cid" xmlns:w16="http://schemas.microsoft.com/office/word/2018/wordml" xmlns:w16sdtdh="http://schemas.microsoft.com/office/word/2020/wordml/sdtdatahash" xmlns:w16se="http://schemas.microsoft.com/office/word/2015/wordml/symex" xmlns:wpg="http://schemas.microsoft.com/office/word/2010/wordprocessingGroup" xmlns:wpi="http://schemas.microsoft.com/office/word/2010/wordprocessingInk" xmlns:wne="http://schemas.microsoft.com/office/word/2006/wordml" xmlns:wps="http://schemas.microsoft.com/office/word/2010/wordprocessingShape" mc:Ignorable="w14 w15 w16se w16cid w16 w16cex w16sdtdh wp14">
+<w:ftr xmlns:wpc="http://schemas.microsoft.com/office/word/2010/wordprocessingCanvas" xmlns:cx="http://schemas.microsoft.com/office/drawing/2014/chartex" xmlns:cx1="http://schemas.microsoft.com/office/drawing/2015/9/8/chartex" xmlns:cx2="http://schemas.microsoft.com/office/drawing/2015/10/21/chartex" xmlns:cx3="http://schemas.microsoft.com/office/drawing/2016/5/9/chartex" xmlns:cx4="http://schemas.microsoft.com/office/drawing/2016/5/10/chartex" xmlns:cx5="http://schemas.microsoft.com/office/drawing/2016/5/11/chartex" xmlns:cx6="http://schemas.microsoft.com/office/drawing/2016/5/12/chartex" xmlns:cx7="http://schemas.microsoft.com/office/drawing/2016/5/13/chartex" xmlns:cx8="http://schemas.microsoft.com/office/drawing/2016/5/14/chartex" xmlns:mc="http://schemas.openxmlformats.org/markup-compatibility/2006" xmlns:aink="http://schemas.microsoft.com/office/drawing/2016/ink" xmlns:am3d="http://schemas.microsoft.com/office/drawing/2017/model3d" xmlns:o="urn:schemas-microsoft-com:office:office" xmlns:oel="http://schemas.microsoft.com/office/2019/extlst" xmlns:r="http://schemas.openxmlformats.org/officeDocument/2006/relationships" xmlns:m="http://schemas.openxmlformats.org/officeDocument/2006/math" xmlns:v="urn:schemas-microsoft-com:vml" xmlns:wp14="http://schemas.microsoft.com/office/word/2010/wordprocessingDrawing" xmlns:wp="http://schemas.openxmlformats.org/drawingml/2006/wordprocessingDrawing" xmlns:w10="urn:schemas-microsoft-com:office:word" xmlns:w="http://schemas.openxmlformats.org/wordprocessingml/2006/main" xmlns:w14="http://schemas.microsoft.com/office/word/2010/wordml" xmlns:w15="http://schemas.microsoft.com/office/word/2012/wordml" xmlns:w16cex="http://schemas.microsoft.com/office/word/2018/wordml/cex" xmlns:w16cid="http://schemas.microsoft.com/office/word/2016/wordml/cid" xmlns:w16="http://schemas.microsoft.com/office/word/2018/wordml" xmlns:w16du="http://schemas.microsoft.com/office/word/2023/wordml/word16du" xmlns:w16sdtdh="http://schemas.microsoft.com/office/word/2020/wordml/sdtdatahash" xmlns:w16sdtfl="http://schemas.microsoft.com/office/word/2024/wordml/sdtformatlock" xmlns:w16se="http://schemas.microsoft.com/office/word/2015/wordml/symex" xmlns:wpg="http://schemas.microsoft.com/office/word/2010/wordprocessingGroup" xmlns:wpi="http://schemas.microsoft.com/office/word/2010/wordprocessingInk" xmlns:wne="http://schemas.microsoft.com/office/word/2006/wordml" xmlns:wps="http://schemas.microsoft.com/office/word/2010/wordprocessingShape" mc:Ignorable="w14 w15 w16se w16cid w16 w16cex w16sdtdh w16sdtfl w16du wp14">
   <w:p>
     <w:pPr>
       <w:pStyle w:val="Footer"/>
@@ -1178,7 +1858,7 @@
 </file>
 
 <file path=word/footnotes.xml><?xml version="1.0" encoding="utf-8"?>
-<w:footnotes xmlns:wpc="http://schemas.microsoft.com/office/word/2010/wordprocessingCanvas" xmlns:cx="http://schemas.microsoft.com/office/drawing/2014/chartex" xmlns:cx1="http://schemas.microsoft.com/office/drawing/2015/9/8/chartex" xmlns:cx2="http://schemas.microsoft.com/office/drawing/2015/10/21/chartex" xmlns:cx3="http://schemas.microsoft.com/office/drawing/2016/5/9/chartex" xmlns:cx4="http://schemas.microsoft.com/office/drawing/2016/5/10/chartex" xmlns:cx5="http://schemas.microsoft.com/office/drawing/2016/5/11/chartex" xmlns:cx6="http://schemas.microsoft.com/office/drawing/2016/5/12/chartex" xmlns:cx7="http://schemas.microsoft.com/office/drawing/2016/5/13/chartex" xmlns:cx8="http://schemas.microsoft.com/office/drawing/2016/5/14/chartex" xmlns:mc="http://schemas.openxmlformats.org/markup-compatibility/2006" xmlns:aink="http://schemas.microsoft.com/office/drawing/2016/ink" xmlns:am3d="http://schemas.microsoft.com/office/drawing/2017/model3d" xmlns:o="urn:schemas-microsoft-com:office:office" xmlns:r="http://schemas.openxmlformats.org/officeDocument/2006/relationships" xmlns:m="http://schemas.openxmlformats.org/officeDocument/2006/math" xmlns:v="urn:schemas-microsoft-com:vml" xmlns:wp14="http://schemas.microsoft.com/office/word/2010/wordprocessingDrawing" xmlns:wp="http://schemas.openxmlformats.org/drawingml/2006/wordprocessingDrawing" xmlns:w10="urn:schemas-microsoft-com:office:word" xmlns:w="http://schemas.openxmlformats.org/wordprocessingml/2006/main" xmlns:w14="http://schemas.microsoft.com/office/word/2010/wordml" xmlns:w15="http://schemas.microsoft.com/office/word/2012/wordml" xmlns:w16cex="http://schemas.microsoft.com/office/word/2018/wordml/cex" xmlns:w16cid="http://schemas.microsoft.com/office/word/2016/wordml/cid" xmlns:w16="http://schemas.microsoft.com/office/word/2018/wordml" xmlns:w16sdtdh="http://schemas.microsoft.com/office/word/2020/wordml/sdtdatahash" xmlns:w16se="http://schemas.microsoft.com/office/word/2015/wordml/symex" xmlns:wpg="http://schemas.microsoft.com/office/word/2010/wordprocessingGroup" xmlns:wpi="http://schemas.microsoft.com/office/word/2010/wordprocessingInk" xmlns:wne="http://schemas.microsoft.com/office/word/2006/wordml" xmlns:wps="http://schemas.microsoft.com/office/word/2010/wordprocessingShape" mc:Ignorable="w14 w15 w16se w16cid w16 w16cex w16sdtdh wp14">
+<w:footnotes xmlns:wpc="http://schemas.microsoft.com/office/word/2010/wordprocessingCanvas" xmlns:cx="http://schemas.microsoft.com/office/drawing/2014/chartex" xmlns:cx1="http://schemas.microsoft.com/office/drawing/2015/9/8/chartex" xmlns:cx2="http://schemas.microsoft.com/office/drawing/2015/10/21/chartex" xmlns:cx3="http://schemas.microsoft.com/office/drawing/2016/5/9/chartex" xmlns:cx4="http://schemas.microsoft.com/office/drawing/2016/5/10/chartex" xmlns:cx5="http://schemas.microsoft.com/office/drawing/2016/5/11/chartex" xmlns:cx6="http://schemas.microsoft.com/office/drawing/2016/5/12/chartex" xmlns:cx7="http://schemas.microsoft.com/office/drawing/2016/5/13/chartex" xmlns:cx8="http://schemas.microsoft.com/office/drawing/2016/5/14/chartex" xmlns:mc="http://schemas.openxmlformats.org/markup-compatibility/2006" xmlns:aink="http://schemas.microsoft.com/office/drawing/2016/ink" xmlns:am3d="http://schemas.microsoft.com/office/drawing/2017/model3d" xmlns:o="urn:schemas-microsoft-com:office:office" xmlns:oel="http://schemas.microsoft.com/office/2019/extlst" xmlns:r="http://schemas.openxmlformats.org/officeDocument/2006/relationships" xmlns:m="http://schemas.openxmlformats.org/officeDocument/2006/math" xmlns:v="urn:schemas-microsoft-com:vml" xmlns:wp14="http://schemas.microsoft.com/office/word/2010/wordprocessingDrawing" xmlns:wp="http://schemas.openxmlformats.org/drawingml/2006/wordprocessingDrawing" xmlns:w10="urn:schemas-microsoft-com:office:word" xmlns:w="http://schemas.openxmlformats.org/wordprocessingml/2006/main" xmlns:w14="http://schemas.microsoft.com/office/word/2010/wordml" xmlns:w15="http://schemas.microsoft.com/office/word/2012/wordml" xmlns:w16cex="http://schemas.microsoft.com/office/word/2018/wordml/cex" xmlns:w16cid="http://schemas.microsoft.com/office/word/2016/wordml/cid" xmlns:w16="http://schemas.microsoft.com/office/word/2018/wordml" xmlns:w16du="http://schemas.microsoft.com/office/word/2023/wordml/word16du" xmlns:w16sdtdh="http://schemas.microsoft.com/office/word/2020/wordml/sdtdatahash" xmlns:w16sdtfl="http://schemas.microsoft.com/office/word/2024/wordml/sdtformatlock" xmlns:w16se="http://schemas.microsoft.com/office/word/2015/wordml/symex" xmlns:wpg="http://schemas.microsoft.com/office/word/2010/wordprocessingGroup" xmlns:wpi="http://schemas.microsoft.com/office/word/2010/wordprocessingInk" xmlns:wne="http://schemas.microsoft.com/office/word/2006/wordml" xmlns:wps="http://schemas.microsoft.com/office/word/2010/wordprocessingShape" mc:Ignorable="w14 w15 w16se w16cid w16 w16cex w16sdtdh w16sdtfl w16du wp14">
   <w:footnote w:type="separator" w:id="-1">
     <w:p>
       <w:pPr>
@@ -1203,7 +1883,7 @@
 </file>
 
 <file path=word/header1.xml><?xml version="1.0" encoding="utf-8"?>
-<w:hdr xmlns:wpc="http://schemas.microsoft.com/office/word/2010/wordprocessingCanvas" xmlns:cx="http://schemas.microsoft.com/office/drawing/2014/chartex" xmlns:cx1="http://schemas.microsoft.com/office/drawing/2015/9/8/chartex" xmlns:cx2="http://schemas.microsoft.com/office/drawing/2015/10/21/chartex" xmlns:cx3="http://schemas.microsoft.com/office/drawing/2016/5/9/chartex" xmlns:cx4="http://schemas.microsoft.com/office/drawing/2016/5/10/chartex" xmlns:cx5="http://schemas.microsoft.com/office/drawing/2016/5/11/chartex" xmlns:cx6="http://schemas.microsoft.com/office/drawing/2016/5/12/chartex" xmlns:cx7="http://schemas.microsoft.com/office/drawing/2016/5/13/chartex" xmlns:cx8="http://schemas.microsoft.com/office/drawing/2016/5/14/chartex" xmlns:mc="http://schemas.openxmlformats.org/markup-compatibility/2006" xmlns:aink="http://schemas.microsoft.com/office/drawing/2016/ink" xmlns:am3d="http://schemas.microsoft.com/office/drawing/2017/model3d" xmlns:o="urn:schemas-microsoft-com:office:office" xmlns:r="http://schemas.openxmlformats.org/officeDocument/2006/relationships" xmlns:m="http://schemas.openxmlformats.org/officeDocument/2006/math" xmlns:v="urn:schemas-microsoft-com:vml" xmlns:wp14="http://schemas.microsoft.com/office/word/2010/wordprocessingDrawing" xmlns:wp="http://schemas.openxmlformats.org/drawingml/2006/wordprocessingDrawing" xmlns:w10="urn:schemas-microsoft-com:office:word" xmlns:w="http://schemas.openxmlformats.org/wordprocessingml/2006/main" xmlns:w14="http://schemas.microsoft.com/office/word/2010/wordml" xmlns:w15="http://schemas.microsoft.com/office/word/2012/wordml" xmlns:w16cex="http://schemas.microsoft.com/office/word/2018/wordml/cex" xmlns:w16cid="http://schemas.microsoft.com/office/word/2016/wordml/cid" xmlns:w16="http://schemas.microsoft.com/office/word/2018/wordml" xmlns:w16sdtdh="http://schemas.microsoft.com/office/word/2020/wordml/sdtdatahash" xmlns:w16se="http://schemas.microsoft.com/office/word/2015/wordml/symex" xmlns:wpg="http://schemas.microsoft.com/office/word/2010/wordprocessingGroup" xmlns:wpi="http://schemas.microsoft.com/office/word/2010/wordprocessingInk" xmlns:wne="http://schemas.microsoft.com/office/word/2006/wordml" xmlns:wps="http://schemas.microsoft.com/office/word/2010/wordprocessingShape" mc:Ignorable="w14 w15 w16se w16cid w16 w16cex w16sdtdh wp14">
+<w:hdr xmlns:wpc="http://schemas.microsoft.com/office/word/2010/wordprocessingCanvas" xmlns:cx="http://schemas.microsoft.com/office/drawing/2014/chartex" xmlns:cx1="http://schemas.microsoft.com/office/drawing/2015/9/8/chartex" xmlns:cx2="http://schemas.microsoft.com/office/drawing/2015/10/21/chartex" xmlns:cx3="http://schemas.microsoft.com/office/drawing/2016/5/9/chartex" xmlns:cx4="http://schemas.microsoft.com/office/drawing/2016/5/10/chartex" xmlns:cx5="http://schemas.microsoft.com/office/drawing/2016/5/11/chartex" xmlns:cx6="http://schemas.microsoft.com/office/drawing/2016/5/12/chartex" xmlns:cx7="http://schemas.microsoft.com/office/drawing/2016/5/13/chartex" xmlns:cx8="http://schemas.microsoft.com/office/drawing/2016/5/14/chartex" xmlns:mc="http://schemas.openxmlformats.org/markup-compatibility/2006" xmlns:aink="http://schemas.microsoft.com/office/drawing/2016/ink" xmlns:am3d="http://schemas.microsoft.com/office/drawing/2017/model3d" xmlns:o="urn:schemas-microsoft-com:office:office" xmlns:oel="http://schemas.microsoft.com/office/2019/extlst" xmlns:r="http://schemas.openxmlformats.org/officeDocument/2006/relationships" xmlns:m="http://schemas.openxmlformats.org/officeDocument/2006/math" xmlns:v="urn:schemas-microsoft-com:vml" xmlns:wp14="http://schemas.microsoft.com/office/word/2010/wordprocessingDrawing" xmlns:wp="http://schemas.openxmlformats.org/drawingml/2006/wordprocessingDrawing" xmlns:w10="urn:schemas-microsoft-com:office:word" xmlns:w="http://schemas.openxmlformats.org/wordprocessingml/2006/main" xmlns:w14="http://schemas.microsoft.com/office/word/2010/wordml" xmlns:w15="http://schemas.microsoft.com/office/word/2012/wordml" xmlns:w16cex="http://schemas.microsoft.com/office/word/2018/wordml/cex" xmlns:w16cid="http://schemas.microsoft.com/office/word/2016/wordml/cid" xmlns:w16="http://schemas.microsoft.com/office/word/2018/wordml" xmlns:w16du="http://schemas.microsoft.com/office/word/2023/wordml/word16du" xmlns:w16sdtdh="http://schemas.microsoft.com/office/word/2020/wordml/sdtdatahash" xmlns:w16sdtfl="http://schemas.microsoft.com/office/word/2024/wordml/sdtformatlock" xmlns:w16se="http://schemas.microsoft.com/office/word/2015/wordml/symex" xmlns:wpg="http://schemas.microsoft.com/office/word/2010/wordprocessingGroup" xmlns:wpi="http://schemas.microsoft.com/office/word/2010/wordprocessingInk" xmlns:wne="http://schemas.microsoft.com/office/word/2006/wordml" xmlns:wps="http://schemas.microsoft.com/office/word/2010/wordprocessingShape" mc:Ignorable="w14 w15 w16se w16cid w16 w16cex w16sdtdh w16sdtfl w16du wp14">
   <w:p>
     <w:pPr>
       <w:keepNext/>
@@ -1477,14 +2157,32 @@
         <w:sz w:val="15"/>
         <w:szCs w:val="15"/>
       </w:rPr>
-      <w:t>Jl. Yos Sudarso No. 37A Lt.2, Banjarmasin 70119 Telepon (0511) 6723416 Surel bp2jk.kalsel@pu.go.id</w:t>
+      <w:t xml:space="preserve">Jl. Yos </w:t>
+    </w:r>
+    <w:proofErr w:type="spellStart"/>
+    <w:r>
+      <w:rPr>
+        <w:rFonts w:ascii="Arial" w:hAnsi="Arial" w:cs="Arial"/>
+        <w:sz w:val="15"/>
+        <w:szCs w:val="15"/>
+      </w:rPr>
+      <w:t>Sudarso</w:t>
+    </w:r>
+    <w:proofErr w:type="spellEnd"/>
+    <w:r>
+      <w:rPr>
+        <w:rFonts w:ascii="Arial" w:hAnsi="Arial" w:cs="Arial"/>
+        <w:sz w:val="15"/>
+        <w:szCs w:val="15"/>
+      </w:rPr>
+      <w:t xml:space="preserve"> No. 37A Lt.2, Banjarmasin 70119 Telepon (0511) 6723416 Surel bp2jk.kalsel@pu.go.id</w:t>
     </w:r>
   </w:p>
 </w:hdr>
 </file>
 
 <file path=word/numbering.xml><?xml version="1.0" encoding="utf-8"?>
-<w:numbering xmlns:wpc="http://schemas.microsoft.com/office/word/2010/wordprocessingCanvas" xmlns:cx="http://schemas.microsoft.com/office/drawing/2014/chartex" xmlns:cx1="http://schemas.microsoft.com/office/drawing/2015/9/8/chartex" xmlns:cx2="http://schemas.microsoft.com/office/drawing/2015/10/21/chartex" xmlns:cx3="http://schemas.microsoft.com/office/drawing/2016/5/9/chartex" xmlns:cx4="http://schemas.microsoft.com/office/drawing/2016/5/10/chartex" xmlns:cx5="http://schemas.microsoft.com/office/drawing/2016/5/11/chartex" xmlns:cx6="http://schemas.microsoft.com/office/drawing/2016/5/12/chartex" xmlns:cx7="http://schemas.microsoft.com/office/drawing/2016/5/13/chartex" xmlns:cx8="http://schemas.microsoft.com/office/drawing/2016/5/14/chartex" xmlns:mc="http://schemas.openxmlformats.org/markup-compatibility/2006" xmlns:aink="http://schemas.microsoft.com/office/drawing/2016/ink" xmlns:am3d="http://schemas.microsoft.com/office/drawing/2017/model3d" xmlns:o="urn:schemas-microsoft-com:office:office" xmlns:r="http://schemas.openxmlformats.org/officeDocument/2006/relationships" xmlns:m="http://schemas.openxmlformats.org/officeDocument/2006/math" xmlns:v="urn:schemas-microsoft-com:vml" xmlns:wp14="http://schemas.microsoft.com/office/word/2010/wordprocessingDrawing" xmlns:wp="http://schemas.openxmlformats.org/drawingml/2006/wordprocessingDrawing" xmlns:w10="urn:schemas-microsoft-com:office:word" xmlns:w="http://schemas.openxmlformats.org/wordprocessingml/2006/main" xmlns:w14="http://schemas.microsoft.com/office/word/2010/wordml" xmlns:w15="http://schemas.microsoft.com/office/word/2012/wordml" xmlns:w16cex="http://schemas.microsoft.com/office/word/2018/wordml/cex" xmlns:w16cid="http://schemas.microsoft.com/office/word/2016/wordml/cid" xmlns:w16="http://schemas.microsoft.com/office/word/2018/wordml" xmlns:w16sdtdh="http://schemas.microsoft.com/office/word/2020/wordml/sdtdatahash" xmlns:w16se="http://schemas.microsoft.com/office/word/2015/wordml/symex" xmlns:wpg="http://schemas.microsoft.com/office/word/2010/wordprocessingGroup" xmlns:wpi="http://schemas.microsoft.com/office/word/2010/wordprocessingInk" xmlns:wne="http://schemas.microsoft.com/office/word/2006/wordml" xmlns:wps="http://schemas.microsoft.com/office/word/2010/wordprocessingShape" mc:Ignorable="w14 w15 w16se w16cid w16 w16cex w16sdtdh wp14">
+<w:numbering xmlns:wpc="http://schemas.microsoft.com/office/word/2010/wordprocessingCanvas" xmlns:cx="http://schemas.microsoft.com/office/drawing/2014/chartex" xmlns:cx1="http://schemas.microsoft.com/office/drawing/2015/9/8/chartex" xmlns:cx2="http://schemas.microsoft.com/office/drawing/2015/10/21/chartex" xmlns:cx3="http://schemas.microsoft.com/office/drawing/2016/5/9/chartex" xmlns:cx4="http://schemas.microsoft.com/office/drawing/2016/5/10/chartex" xmlns:cx5="http://schemas.microsoft.com/office/drawing/2016/5/11/chartex" xmlns:cx6="http://schemas.microsoft.com/office/drawing/2016/5/12/chartex" xmlns:cx7="http://schemas.microsoft.com/office/drawing/2016/5/13/chartex" xmlns:cx8="http://schemas.microsoft.com/office/drawing/2016/5/14/chartex" xmlns:mc="http://schemas.openxmlformats.org/markup-compatibility/2006" xmlns:aink="http://schemas.microsoft.com/office/drawing/2016/ink" xmlns:am3d="http://schemas.microsoft.com/office/drawing/2017/model3d" xmlns:o="urn:schemas-microsoft-com:office:office" xmlns:oel="http://schemas.microsoft.com/office/2019/extlst" xmlns:r="http://schemas.openxmlformats.org/officeDocument/2006/relationships" xmlns:m="http://schemas.openxmlformats.org/officeDocument/2006/math" xmlns:v="urn:schemas-microsoft-com:vml" xmlns:wp14="http://schemas.microsoft.com/office/word/2010/wordprocessingDrawing" xmlns:wp="http://schemas.openxmlformats.org/drawingml/2006/wordprocessingDrawing" xmlns:w10="urn:schemas-microsoft-com:office:word" xmlns:w="http://schemas.openxmlformats.org/wordprocessingml/2006/main" xmlns:w14="http://schemas.microsoft.com/office/word/2010/wordml" xmlns:w15="http://schemas.microsoft.com/office/word/2012/wordml" xmlns:w16cex="http://schemas.microsoft.com/office/word/2018/wordml/cex" xmlns:w16cid="http://schemas.microsoft.com/office/word/2016/wordml/cid" xmlns:w16="http://schemas.microsoft.com/office/word/2018/wordml" xmlns:w16du="http://schemas.microsoft.com/office/word/2023/wordml/word16du" xmlns:w16sdtdh="http://schemas.microsoft.com/office/word/2020/wordml/sdtdatahash" xmlns:w16sdtfl="http://schemas.microsoft.com/office/word/2024/wordml/sdtformatlock" xmlns:w16se="http://schemas.microsoft.com/office/word/2015/wordml/symex" xmlns:wpg="http://schemas.microsoft.com/office/word/2010/wordprocessingGroup" xmlns:wpi="http://schemas.microsoft.com/office/word/2010/wordprocessingInk" xmlns:wne="http://schemas.microsoft.com/office/word/2006/wordml" xmlns:wps="http://schemas.microsoft.com/office/word/2010/wordprocessingShape" mc:Ignorable="w14 w15 w16se w16cid w16 w16cex w16sdtdh w16sdtfl w16du wp14">
   <w:abstractNum w:abstractNumId="0" w15:restartNumberingAfterBreak="0">
     <w:nsid w:val="67C967D3"/>
     <w:multiLevelType w:val="hybridMultilevel"/>
@@ -1574,14 +2272,14 @@
       </w:pPr>
     </w:lvl>
   </w:abstractNum>
-  <w:num w:numId="1">
+  <w:num w:numId="1" w16cid:durableId="724333657">
     <w:abstractNumId w:val="0"/>
   </w:num>
 </w:numbering>
 </file>
 
 <file path=word/styles.xml><?xml version="1.0" encoding="utf-8"?>
-<w:styles xmlns:mc="http://schemas.openxmlformats.org/markup-compatibility/2006" xmlns:r="http://schemas.openxmlformats.org/officeDocument/2006/relationships" xmlns:w="http://schemas.openxmlformats.org/wordprocessingml/2006/main" xmlns:w14="http://schemas.microsoft.com/office/word/2010/wordml" xmlns:w15="http://schemas.microsoft.com/office/word/2012/wordml" xmlns:w16cex="http://schemas.microsoft.com/office/word/2018/wordml/cex" xmlns:w16cid="http://schemas.microsoft.com/office/word/2016/wordml/cid" xmlns:w16="http://schemas.microsoft.com/office/word/2018/wordml" xmlns:w16sdtdh="http://schemas.microsoft.com/office/word/2020/wordml/sdtdatahash" xmlns:w16se="http://schemas.microsoft.com/office/word/2015/wordml/symex" mc:Ignorable="w14 w15 w16se w16cid w16 w16cex w16sdtdh">
+<w:styles xmlns:mc="http://schemas.openxmlformats.org/markup-compatibility/2006" xmlns:r="http://schemas.openxmlformats.org/officeDocument/2006/relationships" xmlns:w="http://schemas.openxmlformats.org/wordprocessingml/2006/main" xmlns:w14="http://schemas.microsoft.com/office/word/2010/wordml" xmlns:w15="http://schemas.microsoft.com/office/word/2012/wordml" xmlns:w16cex="http://schemas.microsoft.com/office/word/2018/wordml/cex" xmlns:w16cid="http://schemas.microsoft.com/office/word/2016/wordml/cid" xmlns:w16="http://schemas.microsoft.com/office/word/2018/wordml" xmlns:w16du="http://schemas.microsoft.com/office/word/2023/wordml/word16du" xmlns:w16sdtdh="http://schemas.microsoft.com/office/word/2020/wordml/sdtdatahash" xmlns:w16sdtfl="http://schemas.microsoft.com/office/word/2024/wordml/sdtformatlock" xmlns:w16se="http://schemas.microsoft.com/office/word/2015/wordml/symex" mc:Ignorable="w14 w15 w16se w16cid w16 w16cex w16sdtdh w16sdtfl w16du">
   <w:docDefaults>
     <w:rPrDefault>
       <w:rPr>
@@ -2912,27 +3610,6 @@
 </file>
 
 <file path=customXml/item1.xml><?xml version="1.0" encoding="utf-8"?>
-<?mso-contentType ?>
-<FormTemplates xmlns="http://schemas.microsoft.com/sharepoint/v3/contenttype/forms">
-  <Display>DocumentLibraryForm</Display>
-  <Edit>DocumentLibraryForm</Edit>
-  <New>DocumentLibraryForm</New>
-</FormTemplates>
-</file>
-
-<file path=customXml/item2.xml><?xml version="1.0" encoding="utf-8"?>
-<p:properties xmlns:p="http://schemas.microsoft.com/office/2006/metadata/properties" xmlns:xsi="http://www.w3.org/2001/XMLSchema-instance" xmlns:pc="http://schemas.microsoft.com/office/infopath/2007/PartnerControls">
-  <documentManagement>
-    <lcf76f155ced4ddcb4097134ff3c332f xmlns="87f1a149-5420-40c2-b2e8-d8d0877ebc85">
-      <Terms xmlns="http://schemas.microsoft.com/office/infopath/2007/PartnerControls"/>
-    </lcf76f155ced4ddcb4097134ff3c332f>
-    <TaxCatchAll xmlns="23b7ebbb-480e-4d36-8f38-fd0ac82dae9c" xsi:nil="true"/>
-    <PIC xmlns="87f1a149-5420-40c2-b2e8-d8d0877ebc85" xsi:nil="true"/>
-  </documentManagement>
-</p:properties>
-</file>
-
-<file path=customXml/item3.xml><?xml version="1.0" encoding="utf-8"?>
 <ct:contentTypeSchema xmlns:ct="http://schemas.microsoft.com/office/2006/metadata/contentType" xmlns:ma="http://schemas.microsoft.com/office/2006/metadata/properties/metaAttributes" ct:_="" ma:_="" ma:contentTypeName="Dokumen" ma:contentTypeID="0x010100AEF28E0A17E4AE4FA5DD6A9AABB5DBC8" ma:contentTypeVersion="16" ma:contentTypeDescription="Buat sebuah dokumen baru." ma:contentTypeScope="" ma:versionID="8f92a5ee0dccb74c81ec23f8d53cbb5b">
   <xsd:schema xmlns:xsd="http://www.w3.org/2001/XMLSchema" xmlns:xs="http://www.w3.org/2001/XMLSchema" xmlns:p="http://schemas.microsoft.com/office/2006/metadata/properties" xmlns:ns2="87f1a149-5420-40c2-b2e8-d8d0877ebc85" xmlns:ns3="23b7ebbb-480e-4d36-8f38-fd0ac82dae9c" targetNamespace="http://schemas.microsoft.com/office/2006/metadata/properties" ma:root="true" ma:fieldsID="29d045cbe0d867b6b92beb911301d794" ns2:_="" ns3:_="">
     <xsd:import namespace="87f1a149-5420-40c2-b2e8-d8d0877ebc85"/>
@@ -3175,10 +3852,42 @@
 </ct:contentTypeSchema>
 </file>
 
+<file path=customXml/item2.xml><?xml version="1.0" encoding="utf-8"?>
+<p:properties xmlns:p="http://schemas.microsoft.com/office/2006/metadata/properties" xmlns:xsi="http://www.w3.org/2001/XMLSchema-instance" xmlns:pc="http://schemas.microsoft.com/office/infopath/2007/PartnerControls">
+  <documentManagement>
+    <lcf76f155ced4ddcb4097134ff3c332f xmlns="87f1a149-5420-40c2-b2e8-d8d0877ebc85">
+      <Terms xmlns="http://schemas.microsoft.com/office/infopath/2007/PartnerControls"/>
+    </lcf76f155ced4ddcb4097134ff3c332f>
+    <TaxCatchAll xmlns="23b7ebbb-480e-4d36-8f38-fd0ac82dae9c" xsi:nil="true"/>
+    <PIC xmlns="87f1a149-5420-40c2-b2e8-d8d0877ebc85" xsi:nil="true"/>
+  </documentManagement>
+</p:properties>
+</file>
+
+<file path=customXml/item3.xml><?xml version="1.0" encoding="utf-8"?>
+<?mso-contentType ?>
+<FormTemplates xmlns="http://schemas.microsoft.com/sharepoint/v3/contenttype/forms">
+  <Display>DocumentLibraryForm</Display>
+  <Edit>DocumentLibraryForm</Edit>
+  <New>DocumentLibraryForm</New>
+</FormTemplates>
+</file>
+
 <file path=customXml/itemProps1.xml><?xml version="1.0" encoding="utf-8"?>
-<ds:datastoreItem xmlns:ds="http://schemas.openxmlformats.org/officeDocument/2006/customXml" ds:itemID="{28C6D441-23EB-41B4-AB5D-D516FBB4D9B5}">
+<ds:datastoreItem xmlns:ds="http://schemas.openxmlformats.org/officeDocument/2006/customXml" ds:itemID="{9BF79E5B-BBE9-44E1-B2A9-0FE9EA0B2DB1}">
   <ds:schemaRefs>
-    <ds:schemaRef ds:uri="http://schemas.microsoft.com/sharepoint/v3/contenttype/forms"/>
+    <ds:schemaRef ds:uri="http://schemas.microsoft.com/office/2006/metadata/contentType"/>
+    <ds:schemaRef ds:uri="http://schemas.microsoft.com/office/2006/metadata/properties/metaAttributes"/>
+    <ds:schemaRef ds:uri="http://www.w3.org/2001/XMLSchema"/>
+    <ds:schemaRef ds:uri="http://schemas.microsoft.com/office/2006/metadata/properties"/>
+    <ds:schemaRef ds:uri="87f1a149-5420-40c2-b2e8-d8d0877ebc85"/>
+    <ds:schemaRef ds:uri="23b7ebbb-480e-4d36-8f38-fd0ac82dae9c"/>
+    <ds:schemaRef ds:uri="http://schemas.microsoft.com/office/2006/documentManagement/types"/>
+    <ds:schemaRef ds:uri="http://schemas.microsoft.com/office/infopath/2007/PartnerControls"/>
+    <ds:schemaRef ds:uri="http://schemas.openxmlformats.org/package/2006/metadata/core-properties"/>
+    <ds:schemaRef ds:uri="http://purl.org/dc/elements/1.1/"/>
+    <ds:schemaRef ds:uri="http://purl.org/dc/terms/"/>
+    <ds:schemaRef ds:uri="http://schemas.microsoft.com/internal/obd"/>
   </ds:schemaRefs>
 </ds:datastoreItem>
 </file>
@@ -3195,20 +3904,9 @@
 </file>
 
 <file path=customXml/itemProps3.xml><?xml version="1.0" encoding="utf-8"?>
-<ds:datastoreItem xmlns:ds="http://schemas.openxmlformats.org/officeDocument/2006/customXml" ds:itemID="{9BF79E5B-BBE9-44E1-B2A9-0FE9EA0B2DB1}">
+<ds:datastoreItem xmlns:ds="http://schemas.openxmlformats.org/officeDocument/2006/customXml" ds:itemID="{28C6D441-23EB-41B4-AB5D-D516FBB4D9B5}">
   <ds:schemaRefs>
-    <ds:schemaRef ds:uri="http://schemas.microsoft.com/office/2006/metadata/contentType"/>
-    <ds:schemaRef ds:uri="http://schemas.microsoft.com/office/2006/metadata/properties/metaAttributes"/>
-    <ds:schemaRef ds:uri="http://www.w3.org/2001/XMLSchema"/>
-    <ds:schemaRef ds:uri="http://schemas.microsoft.com/office/2006/metadata/properties"/>
-    <ds:schemaRef ds:uri="87f1a149-5420-40c2-b2e8-d8d0877ebc85"/>
-    <ds:schemaRef ds:uri="23b7ebbb-480e-4d36-8f38-fd0ac82dae9c"/>
-    <ds:schemaRef ds:uri="http://schemas.microsoft.com/office/2006/documentManagement/types"/>
-    <ds:schemaRef ds:uri="http://schemas.microsoft.com/office/infopath/2007/PartnerControls"/>
-    <ds:schemaRef ds:uri="http://schemas.openxmlformats.org/package/2006/metadata/core-properties"/>
-    <ds:schemaRef ds:uri="http://purl.org/dc/elements/1.1/"/>
-    <ds:schemaRef ds:uri="http://purl.org/dc/terms/"/>
-    <ds:schemaRef ds:uri="http://schemas.microsoft.com/internal/obd"/>
+    <ds:schemaRef ds:uri="http://schemas.microsoft.com/sharepoint/v3/contenttype/forms"/>
   </ds:schemaRefs>
 </ds:datastoreItem>
 </file>
--- a/Master Folder/Master BA Timlak Konsultan/02. Memorandum BA Reviu Persiapan Pengadaan.docx
+++ b/Master Folder/Master BA Timlak Konsultan/02. Memorandum BA Reviu Persiapan Pengadaan.docx
@@ -78,23 +78,7 @@
           <w:rFonts w:ascii="Arial" w:hAnsi="Arial" w:cs="Arial"/>
           <w:lang w:val="en-US"/>
         </w:rPr>
-        <w:t>{</w:t>
-      </w:r>
-      <w:proofErr w:type="spellStart"/>
-      <w:r>
-        <w:rPr>
-          <w:rFonts w:ascii="Arial" w:hAnsi="Arial" w:cs="Arial"/>
-          <w:lang w:val="en-US"/>
-        </w:rPr>
-        <w:t>kode_klasifikasi</w:t>
-      </w:r>
-      <w:proofErr w:type="spellEnd"/>
-      <w:r>
-        <w:rPr>
-          <w:rFonts w:ascii="Arial" w:hAnsi="Arial" w:cs="Arial"/>
-          <w:lang w:val="en-US"/>
-        </w:rPr>
-        <w:t>}</w:t>
+        <w:t>{kode_klasifikasi}</w:t>
       </w:r>
       <w:r>
         <w:rPr>
@@ -140,14 +124,12 @@
                 <w:rFonts w:ascii="Arial" w:hAnsi="Arial" w:cs="Arial"/>
               </w:rPr>
             </w:pPr>
-            <w:proofErr w:type="spellStart"/>
             <w:r>
               <w:rPr>
                 <w:rFonts w:ascii="Arial" w:hAnsi="Arial" w:cs="Arial"/>
               </w:rPr>
               <w:t>Yth</w:t>
             </w:r>
-            <w:proofErr w:type="spellEnd"/>
           </w:p>
         </w:tc>
         <w:tc>
@@ -195,7 +177,6 @@
               </w:rPr>
               <w:t>{</w:t>
             </w:r>
-            <w:proofErr w:type="spellStart"/>
             <w:r>
               <w:rPr>
                 <w:rFonts w:ascii="Arial" w:hAnsi="Arial" w:cs="Arial"/>
@@ -203,7 +184,6 @@
               </w:rPr>
               <w:t>ppk</w:t>
             </w:r>
-            <w:proofErr w:type="spellEnd"/>
             <w:r>
               <w:rPr>
                 <w:rFonts w:ascii="Arial" w:hAnsi="Arial" w:cs="Arial"/>
@@ -274,23 +254,13 @@
                 <w:lang w:val="sv-SE"/>
               </w:rPr>
             </w:pPr>
-            <w:proofErr w:type="spellStart"/>
             <w:r>
               <w:rPr>
                 <w:rFonts w:ascii="Arial" w:hAnsi="Arial" w:cs="Arial"/>
                 <w:bCs/>
                 <w:lang w:val="sv-SE"/>
               </w:rPr>
-              <w:t>Kepala</w:t>
-            </w:r>
-            <w:proofErr w:type="spellEnd"/>
-            <w:r>
-              <w:rPr>
-                <w:rFonts w:ascii="Arial" w:hAnsi="Arial" w:cs="Arial"/>
-                <w:bCs/>
-                <w:lang w:val="sv-SE"/>
-              </w:rPr>
-              <w:t xml:space="preserve"> BP</w:t>
+              <w:t>Kepala BP</w:t>
             </w:r>
             <w:r>
               <w:rPr>
@@ -306,18 +276,8 @@
                 <w:bCs/>
                 <w:lang w:val="sv-SE"/>
               </w:rPr>
-              <w:t xml:space="preserve">JK </w:t>
+              <w:t>JK Wilayah</w:t>
             </w:r>
-            <w:proofErr w:type="spellStart"/>
-            <w:r>
-              <w:rPr>
-                <w:rFonts w:ascii="Arial" w:hAnsi="Arial" w:cs="Arial"/>
-                <w:bCs/>
-                <w:lang w:val="sv-SE"/>
-              </w:rPr>
-              <w:t>Wilayah</w:t>
-            </w:r>
-            <w:proofErr w:type="spellEnd"/>
             <w:r>
               <w:rPr>
                 <w:rFonts w:ascii="Arial" w:hAnsi="Arial" w:cs="Arial"/>
@@ -389,127 +349,13 @@
                 <w:lang w:val="sv-SE"/>
               </w:rPr>
             </w:pPr>
-            <w:proofErr w:type="spellStart"/>
             <w:r>
               <w:rPr>
                 <w:rFonts w:ascii="Arial" w:hAnsi="Arial" w:cs="Arial"/>
                 <w:lang w:val="sv-SE"/>
               </w:rPr>
-              <w:t>Penyampaian</w:t>
+              <w:t>Penyampaian Berita Acara Hasil Reviu Dokumen Persiapan Pengadaan</w:t>
             </w:r>
-            <w:proofErr w:type="spellEnd"/>
-            <w:r>
-              <w:rPr>
-                <w:rFonts w:ascii="Arial" w:hAnsi="Arial" w:cs="Arial"/>
-                <w:lang w:val="sv-SE"/>
-              </w:rPr>
-              <w:t xml:space="preserve"> </w:t>
-            </w:r>
-            <w:proofErr w:type="spellStart"/>
-            <w:r>
-              <w:rPr>
-                <w:rFonts w:ascii="Arial" w:hAnsi="Arial" w:cs="Arial"/>
-                <w:lang w:val="sv-SE"/>
-              </w:rPr>
-              <w:t>Berita</w:t>
-            </w:r>
-            <w:proofErr w:type="spellEnd"/>
-            <w:r>
-              <w:rPr>
-                <w:rFonts w:ascii="Arial" w:hAnsi="Arial" w:cs="Arial"/>
-                <w:lang w:val="sv-SE"/>
-              </w:rPr>
-              <w:t xml:space="preserve"> </w:t>
-            </w:r>
-            <w:proofErr w:type="spellStart"/>
-            <w:r>
-              <w:rPr>
-                <w:rFonts w:ascii="Arial" w:hAnsi="Arial" w:cs="Arial"/>
-                <w:lang w:val="sv-SE"/>
-              </w:rPr>
-              <w:t>Acara</w:t>
-            </w:r>
-            <w:proofErr w:type="spellEnd"/>
-            <w:r>
-              <w:rPr>
-                <w:rFonts w:ascii="Arial" w:hAnsi="Arial" w:cs="Arial"/>
-                <w:lang w:val="sv-SE"/>
-              </w:rPr>
-              <w:t xml:space="preserve"> </w:t>
-            </w:r>
-            <w:proofErr w:type="spellStart"/>
-            <w:r>
-              <w:rPr>
-                <w:rFonts w:ascii="Arial" w:hAnsi="Arial" w:cs="Arial"/>
-                <w:lang w:val="sv-SE"/>
-              </w:rPr>
-              <w:t>Hasil</w:t>
-            </w:r>
-            <w:proofErr w:type="spellEnd"/>
-            <w:r>
-              <w:rPr>
-                <w:rFonts w:ascii="Arial" w:hAnsi="Arial" w:cs="Arial"/>
-                <w:lang w:val="sv-SE"/>
-              </w:rPr>
-              <w:t xml:space="preserve"> </w:t>
-            </w:r>
-            <w:proofErr w:type="spellStart"/>
-            <w:r>
-              <w:rPr>
-                <w:rFonts w:ascii="Arial" w:hAnsi="Arial" w:cs="Arial"/>
-                <w:lang w:val="sv-SE"/>
-              </w:rPr>
-              <w:t>Reviu</w:t>
-            </w:r>
-            <w:proofErr w:type="spellEnd"/>
-            <w:r>
-              <w:rPr>
-                <w:rFonts w:ascii="Arial" w:hAnsi="Arial" w:cs="Arial"/>
-                <w:lang w:val="sv-SE"/>
-              </w:rPr>
-              <w:t xml:space="preserve"> </w:t>
-            </w:r>
-            <w:proofErr w:type="spellStart"/>
-            <w:r>
-              <w:rPr>
-                <w:rFonts w:ascii="Arial" w:hAnsi="Arial" w:cs="Arial"/>
-                <w:lang w:val="sv-SE"/>
-              </w:rPr>
-              <w:t>Dokumen</w:t>
-            </w:r>
-            <w:proofErr w:type="spellEnd"/>
-            <w:r>
-              <w:rPr>
-                <w:rFonts w:ascii="Arial" w:hAnsi="Arial" w:cs="Arial"/>
-                <w:lang w:val="sv-SE"/>
-              </w:rPr>
-              <w:t xml:space="preserve"> </w:t>
-            </w:r>
-            <w:proofErr w:type="spellStart"/>
-            <w:r>
-              <w:rPr>
-                <w:rFonts w:ascii="Arial" w:hAnsi="Arial" w:cs="Arial"/>
-                <w:lang w:val="sv-SE"/>
-              </w:rPr>
-              <w:t>Persiapan</w:t>
-            </w:r>
-            <w:proofErr w:type="spellEnd"/>
-            <w:r>
-              <w:rPr>
-                <w:rFonts w:ascii="Arial" w:hAnsi="Arial" w:cs="Arial"/>
-                <w:lang w:val="sv-SE"/>
-              </w:rPr>
-              <w:t xml:space="preserve"> </w:t>
-            </w:r>
-            <w:proofErr w:type="spellStart"/>
-            <w:r>
-              <w:rPr>
-                <w:rFonts w:ascii="Arial" w:hAnsi="Arial" w:cs="Arial"/>
-                <w:lang w:val="sv-SE"/>
-              </w:rPr>
-              <w:t>Pengadaan</w:t>
-            </w:r>
-            <w:proofErr w:type="spellEnd"/>
             <w:r>
               <w:rPr>
                 <w:rFonts w:ascii="Arial" w:hAnsi="Arial" w:cs="Arial"/>
@@ -535,14 +381,12 @@
                 <w:rFonts w:ascii="Arial" w:hAnsi="Arial" w:cs="Arial"/>
               </w:rPr>
             </w:pPr>
-            <w:proofErr w:type="spellStart"/>
             <w:r>
               <w:rPr>
                 <w:rFonts w:ascii="Arial" w:hAnsi="Arial" w:cs="Arial"/>
               </w:rPr>
               <w:t>Tanggal</w:t>
             </w:r>
-            <w:proofErr w:type="spellEnd"/>
           </w:p>
         </w:tc>
         <w:tc>
@@ -590,7 +434,6 @@
               </w:rPr>
               <w:t>{tanggal_</w:t>
             </w:r>
-            <w:proofErr w:type="spellStart"/>
             <w:r>
               <w:rPr>
                 <w:rFonts w:ascii="Arial" w:hAnsi="Arial" w:cs="Arial"/>
@@ -599,7 +442,6 @@
               </w:rPr>
               <w:t>reviu</w:t>
             </w:r>
-            <w:proofErr w:type="spellEnd"/>
             <w:r>
               <w:rPr>
                 <w:rFonts w:ascii="Arial" w:hAnsi="Arial" w:cs="Arial"/>
@@ -627,19 +469,11 @@
         </w:rPr>
         <w:t xml:space="preserve">Sehubungan dengan telah dilaksanakan Rapat </w:t>
       </w:r>
-      <w:proofErr w:type="spellStart"/>
-      <w:r>
-        <w:rPr>
-          <w:rFonts w:ascii="Arial" w:hAnsi="Arial" w:cs="Arial"/>
-        </w:rPr>
-        <w:t>Reviu</w:t>
-      </w:r>
-      <w:proofErr w:type="spellEnd"/>
-      <w:r>
-        <w:rPr>
-          <w:rFonts w:ascii="Arial" w:hAnsi="Arial" w:cs="Arial"/>
-        </w:rPr>
-        <w:t xml:space="preserve"> Pembahasan Dokumen Persiapan Pengadaan</w:t>
+      <w:r>
+        <w:rPr>
+          <w:rFonts w:ascii="Arial" w:hAnsi="Arial" w:cs="Arial"/>
+        </w:rPr>
+        <w:t>Reviu Pembahasan Dokumen Persiapan Pengadaan</w:t>
       </w:r>
       <w:r>
         <w:rPr>
@@ -657,21 +491,7 @@
         <w:rPr>
           <w:rFonts w:ascii="Arial" w:hAnsi="Arial" w:cs="Arial"/>
         </w:rPr>
-        <w:t>{</w:t>
-      </w:r>
-      <w:proofErr w:type="spellStart"/>
-      <w:r>
-        <w:rPr>
-          <w:rFonts w:ascii="Arial" w:hAnsi="Arial" w:cs="Arial"/>
-        </w:rPr>
-        <w:t>nama_paket</w:t>
-      </w:r>
-      <w:proofErr w:type="spellEnd"/>
-      <w:r>
-        <w:rPr>
-          <w:rFonts w:ascii="Arial" w:hAnsi="Arial" w:cs="Arial"/>
-        </w:rPr>
-        <w:t>}</w:t>
+        <w:t>{nama_paket}</w:t>
       </w:r>
       <w:r>
         <w:rPr>
@@ -696,7 +516,6 @@
         </w:rPr>
         <w:t>{hari_</w:t>
       </w:r>
-      <w:proofErr w:type="spellStart"/>
       <w:r>
         <w:rPr>
           <w:rStyle w:val="normaltextrun"/>
@@ -706,7 +525,6 @@
         </w:rPr>
         <w:t>reviu</w:t>
       </w:r>
-      <w:proofErr w:type="spellEnd"/>
       <w:r>
         <w:rPr>
           <w:rStyle w:val="normaltextrun"/>
@@ -747,7 +565,6 @@
         </w:rPr>
         <w:t>{tanggal_</w:t>
       </w:r>
-      <w:proofErr w:type="spellStart"/>
       <w:r>
         <w:rPr>
           <w:rStyle w:val="normaltextrun"/>
@@ -757,7 +574,6 @@
         </w:rPr>
         <w:t>sebut_reviu</w:t>
       </w:r>
-      <w:proofErr w:type="spellEnd"/>
       <w:r>
         <w:rPr>
           <w:rStyle w:val="normaltextrun"/>
@@ -796,16 +612,15 @@
           <w:rFonts w:ascii="Arial" w:hAnsi="Arial" w:cs="Arial"/>
           <w:shd w:val="clear" w:color="auto" w:fill="FFFFFF"/>
         </w:rPr>
-        <w:t>{</w:t>
-      </w:r>
-      <w:proofErr w:type="spellStart"/>
+        <w:t>{bulan_</w:t>
+      </w:r>
       <w:r>
         <w:rPr>
           <w:rStyle w:val="normaltextrun"/>
           <w:rFonts w:ascii="Arial" w:hAnsi="Arial" w:cs="Arial"/>
           <w:shd w:val="clear" w:color="auto" w:fill="FFFFFF"/>
         </w:rPr>
-        <w:t>bulan_</w:t>
+        <w:t>sebut_reviu</w:t>
       </w:r>
       <w:r>
         <w:rPr>
@@ -813,9 +628,56 @@
           <w:rFonts w:ascii="Arial" w:hAnsi="Arial" w:cs="Arial"/>
           <w:shd w:val="clear" w:color="auto" w:fill="FFFFFF"/>
         </w:rPr>
+        <w:t>}</w:t>
+      </w:r>
+      <w:r>
+        <w:rPr>
+          <w:rStyle w:val="normaltextrun"/>
+          <w:rFonts w:ascii="Arial" w:hAnsi="Arial" w:cs="Arial"/>
+          <w:shd w:val="clear" w:color="auto" w:fill="FFFFFF"/>
+        </w:rPr>
+        <w:t xml:space="preserve"> </w:t>
+      </w:r>
+      <w:r>
+        <w:rPr>
+          <w:rStyle w:val="normaltextrun"/>
+          <w:rFonts w:ascii="Arial" w:hAnsi="Arial" w:cs="Arial"/>
+          <w:shd w:val="clear" w:color="auto" w:fill="FFFFFF"/>
+        </w:rPr>
+        <w:t>t</w:t>
+      </w:r>
+      <w:r>
+        <w:rPr>
+          <w:rStyle w:val="normaltextrun"/>
+          <w:rFonts w:ascii="Arial" w:hAnsi="Arial" w:cs="Arial"/>
+          <w:shd w:val="clear" w:color="auto" w:fill="FFFFFF"/>
+        </w:rPr>
+        <w:t>ahun</w:t>
+      </w:r>
+      <w:r>
+        <w:rPr>
+          <w:rStyle w:val="normaltextrun"/>
+          <w:rFonts w:ascii="Arial" w:hAnsi="Arial" w:cs="Arial"/>
+          <w:shd w:val="clear" w:color="auto" w:fill="FFFFFF"/>
+        </w:rPr>
+        <w:t xml:space="preserve"> </w:t>
+      </w:r>
+      <w:r>
+        <w:rPr>
+          <w:rStyle w:val="normaltextrun"/>
+          <w:rFonts w:ascii="Arial" w:hAnsi="Arial" w:cs="Arial"/>
+          <w:shd w:val="clear" w:color="auto" w:fill="FFFFFF"/>
+        </w:rPr>
+        <w:t>{tahun_</w:t>
+      </w:r>
+      <w:r>
+        <w:rPr>
+          <w:rStyle w:val="normaltextrun"/>
+          <w:rFonts w:ascii="Arial" w:hAnsi="Arial" w:cs="Arial"/>
+          <w:shd w:val="clear" w:color="auto" w:fill="FFFFFF"/>
+        </w:rPr>
         <w:t>sebut_reviu</w:t>
       </w:r>
-      <w:proofErr w:type="spellEnd"/>
       <w:r>
         <w:rPr>
           <w:rStyle w:val="normaltextrun"/>
@@ -826,72 +688,6 @@
       </w:r>
       <w:r>
         <w:rPr>
-          <w:rStyle w:val="normaltextrun"/>
-          <w:rFonts w:ascii="Arial" w:hAnsi="Arial" w:cs="Arial"/>
-          <w:shd w:val="clear" w:color="auto" w:fill="FFFFFF"/>
-        </w:rPr>
-        <w:t xml:space="preserve"> </w:t>
-      </w:r>
-      <w:r>
-        <w:rPr>
-          <w:rStyle w:val="normaltextrun"/>
-          <w:rFonts w:ascii="Arial" w:hAnsi="Arial" w:cs="Arial"/>
-          <w:shd w:val="clear" w:color="auto" w:fill="FFFFFF"/>
-        </w:rPr>
-        <w:t>t</w:t>
-      </w:r>
-      <w:r>
-        <w:rPr>
-          <w:rStyle w:val="normaltextrun"/>
-          <w:rFonts w:ascii="Arial" w:hAnsi="Arial" w:cs="Arial"/>
-          <w:shd w:val="clear" w:color="auto" w:fill="FFFFFF"/>
-        </w:rPr>
-        <w:t>ahun</w:t>
-      </w:r>
-      <w:r>
-        <w:rPr>
-          <w:rStyle w:val="normaltextrun"/>
-          <w:rFonts w:ascii="Arial" w:hAnsi="Arial" w:cs="Arial"/>
-          <w:shd w:val="clear" w:color="auto" w:fill="FFFFFF"/>
-        </w:rPr>
-        <w:t xml:space="preserve"> </w:t>
-      </w:r>
-      <w:r>
-        <w:rPr>
-          <w:rStyle w:val="normaltextrun"/>
-          <w:rFonts w:ascii="Arial" w:hAnsi="Arial" w:cs="Arial"/>
-          <w:shd w:val="clear" w:color="auto" w:fill="FFFFFF"/>
-        </w:rPr>
-        <w:t>{</w:t>
-      </w:r>
-      <w:proofErr w:type="spellStart"/>
-      <w:r>
-        <w:rPr>
-          <w:rStyle w:val="normaltextrun"/>
-          <w:rFonts w:ascii="Arial" w:hAnsi="Arial" w:cs="Arial"/>
-          <w:shd w:val="clear" w:color="auto" w:fill="FFFFFF"/>
-        </w:rPr>
-        <w:t>tahun_</w:t>
-      </w:r>
-      <w:r>
-        <w:rPr>
-          <w:rStyle w:val="normaltextrun"/>
-          <w:rFonts w:ascii="Arial" w:hAnsi="Arial" w:cs="Arial"/>
-          <w:shd w:val="clear" w:color="auto" w:fill="FFFFFF"/>
-        </w:rPr>
-        <w:t>sebut_reviu</w:t>
-      </w:r>
-      <w:proofErr w:type="spellEnd"/>
-      <w:r>
-        <w:rPr>
-          <w:rStyle w:val="normaltextrun"/>
-          <w:rFonts w:ascii="Arial" w:hAnsi="Arial" w:cs="Arial"/>
-          <w:shd w:val="clear" w:color="auto" w:fill="FFFFFF"/>
-        </w:rPr>
-        <w:t>}</w:t>
-      </w:r>
-      <w:r>
-        <w:rPr>
           <w:rFonts w:ascii="Arial" w:hAnsi="Arial" w:cs="Arial"/>
         </w:rPr>
         <w:t xml:space="preserve">, bersama ini kami </w:t>
@@ -900,30 +696,8 @@
         <w:rPr>
           <w:rFonts w:ascii="Arial" w:hAnsi="Arial" w:cs="Arial"/>
         </w:rPr>
-        <w:t xml:space="preserve">sampaikan Berita Acara Hasil </w:t>
-      </w:r>
-      <w:proofErr w:type="spellStart"/>
-      <w:r>
-        <w:rPr>
-          <w:rFonts w:ascii="Arial" w:hAnsi="Arial" w:cs="Arial"/>
-        </w:rPr>
-        <w:t>Reviu</w:t>
-      </w:r>
-      <w:proofErr w:type="spellEnd"/>
-      <w:r>
-        <w:rPr>
-          <w:rFonts w:ascii="Arial" w:hAnsi="Arial" w:cs="Arial"/>
-        </w:rPr>
-        <w:t xml:space="preserve"> Dokumen Persiapan Pengadaan paket pekerjaan tersebut di atas untuk dilanjutkan ke proses penetapan dokumen persiapan pengadaan hasil </w:t>
-      </w:r>
-      <w:proofErr w:type="spellStart"/>
-      <w:r>
-        <w:rPr>
-          <w:rFonts w:ascii="Arial" w:hAnsi="Arial" w:cs="Arial"/>
-        </w:rPr>
-        <w:t>reviu</w:t>
-      </w:r>
-      <w:proofErr w:type="spellEnd"/>
+        <w:t>sampaikan Berita Acara Hasil Reviu Dokumen Persiapan Pengadaan paket pekerjaan tersebut di atas untuk dilanjutkan ke proses penetapan dokumen persiapan pengadaan hasil reviu</w:t>
+      </w:r>
       <w:r>
         <w:rPr>
           <w:rFonts w:ascii="Arial" w:hAnsi="Arial" w:cs="Arial"/>
@@ -941,181 +715,28 @@
           <w:lang w:val="sv-SE"/>
         </w:rPr>
       </w:pPr>
-      <w:proofErr w:type="spellStart"/>
       <w:r>
         <w:rPr>
           <w:rFonts w:ascii="Arial" w:hAnsi="Arial" w:cs="Arial"/>
           <w:lang w:val="sv-SE"/>
         </w:rPr>
-        <w:t>Demikian</w:t>
-      </w:r>
-      <w:proofErr w:type="spellEnd"/>
+        <w:t xml:space="preserve">Demikian kami sampaikan, atas perhatian </w:t>
+      </w:r>
+      <w:proofErr w:type="gramStart"/>
       <w:r>
         <w:rPr>
           <w:rFonts w:ascii="Arial" w:hAnsi="Arial" w:cs="Arial"/>
           <w:lang w:val="sv-SE"/>
         </w:rPr>
-        <w:t xml:space="preserve"> </w:t>
-      </w:r>
-      <w:proofErr w:type="spellStart"/>
+        <w:t>dan</w:t>
+      </w:r>
+      <w:proofErr w:type="gramEnd"/>
       <w:r>
         <w:rPr>
           <w:rFonts w:ascii="Arial" w:hAnsi="Arial" w:cs="Arial"/>
           <w:lang w:val="sv-SE"/>
         </w:rPr>
-        <w:t>kami</w:t>
-      </w:r>
-      <w:proofErr w:type="spellEnd"/>
-      <w:r>
-        <w:rPr>
-          <w:rFonts w:ascii="Arial" w:hAnsi="Arial" w:cs="Arial"/>
-          <w:lang w:val="sv-SE"/>
-        </w:rPr>
-        <w:t xml:space="preserve"> </w:t>
-      </w:r>
-      <w:proofErr w:type="spellStart"/>
-      <w:r>
-        <w:rPr>
-          <w:rFonts w:ascii="Arial" w:hAnsi="Arial" w:cs="Arial"/>
-          <w:lang w:val="sv-SE"/>
-        </w:rPr>
-        <w:t>sampaikan</w:t>
-      </w:r>
-      <w:proofErr w:type="spellEnd"/>
-      <w:r>
-        <w:rPr>
-          <w:rFonts w:ascii="Arial" w:hAnsi="Arial" w:cs="Arial"/>
-          <w:lang w:val="sv-SE"/>
-        </w:rPr>
-        <w:t xml:space="preserve">, </w:t>
-      </w:r>
-      <w:proofErr w:type="spellStart"/>
-      <w:r>
-        <w:rPr>
-          <w:rFonts w:ascii="Arial" w:hAnsi="Arial" w:cs="Arial"/>
-          <w:lang w:val="sv-SE"/>
-        </w:rPr>
-        <w:t>atas</w:t>
-      </w:r>
-      <w:proofErr w:type="spellEnd"/>
-      <w:r>
-        <w:rPr>
-          <w:rFonts w:ascii="Arial" w:hAnsi="Arial" w:cs="Arial"/>
-          <w:lang w:val="sv-SE"/>
-        </w:rPr>
-        <w:t xml:space="preserve"> </w:t>
-      </w:r>
-      <w:proofErr w:type="spellStart"/>
-      <w:r>
-        <w:rPr>
-          <w:rFonts w:ascii="Arial" w:hAnsi="Arial" w:cs="Arial"/>
-          <w:lang w:val="sv-SE"/>
-        </w:rPr>
-        <w:t>perhatian</w:t>
-      </w:r>
-      <w:proofErr w:type="spellEnd"/>
-      <w:r>
-        <w:rPr>
-          <w:rFonts w:ascii="Arial" w:hAnsi="Arial" w:cs="Arial"/>
-          <w:lang w:val="sv-SE"/>
-        </w:rPr>
-        <w:t xml:space="preserve"> </w:t>
-      </w:r>
-      <w:proofErr w:type="gramStart"/>
-      <w:r>
-        <w:rPr>
-          <w:rFonts w:ascii="Arial" w:hAnsi="Arial" w:cs="Arial"/>
-          <w:lang w:val="sv-SE"/>
-        </w:rPr>
-        <w:t>dan</w:t>
-      </w:r>
-      <w:proofErr w:type="gramEnd"/>
-      <w:r>
-        <w:rPr>
-          <w:rFonts w:ascii="Arial" w:hAnsi="Arial" w:cs="Arial"/>
-          <w:lang w:val="sv-SE"/>
-        </w:rPr>
-        <w:t xml:space="preserve"> </w:t>
-      </w:r>
-      <w:proofErr w:type="spellStart"/>
-      <w:r>
-        <w:rPr>
-          <w:rFonts w:ascii="Arial" w:hAnsi="Arial" w:cs="Arial"/>
-          <w:lang w:val="sv-SE"/>
-        </w:rPr>
-        <w:t>kerja</w:t>
-      </w:r>
-      <w:proofErr w:type="spellEnd"/>
-      <w:r>
-        <w:rPr>
-          <w:rFonts w:ascii="Arial" w:hAnsi="Arial" w:cs="Arial"/>
-          <w:lang w:val="sv-SE"/>
-        </w:rPr>
-        <w:t xml:space="preserve"> </w:t>
-      </w:r>
-      <w:proofErr w:type="spellStart"/>
-      <w:r>
-        <w:rPr>
-          <w:rFonts w:ascii="Arial" w:hAnsi="Arial" w:cs="Arial"/>
-          <w:lang w:val="sv-SE"/>
-        </w:rPr>
-        <w:t>samanya</w:t>
-      </w:r>
-      <w:proofErr w:type="spellEnd"/>
-      <w:r>
-        <w:rPr>
-          <w:rFonts w:ascii="Arial" w:hAnsi="Arial" w:cs="Arial"/>
-          <w:lang w:val="sv-SE"/>
-        </w:rPr>
-        <w:t xml:space="preserve"> </w:t>
-      </w:r>
-      <w:proofErr w:type="spellStart"/>
-      <w:r>
-        <w:rPr>
-          <w:rFonts w:ascii="Arial" w:hAnsi="Arial" w:cs="Arial"/>
-          <w:lang w:val="sv-SE"/>
-        </w:rPr>
-        <w:t>diucapkan</w:t>
-      </w:r>
-      <w:proofErr w:type="spellEnd"/>
-      <w:r>
-        <w:rPr>
-          <w:rFonts w:ascii="Arial" w:hAnsi="Arial" w:cs="Arial"/>
-          <w:lang w:val="sv-SE"/>
-        </w:rPr>
-        <w:t xml:space="preserve"> </w:t>
-      </w:r>
-      <w:proofErr w:type="spellStart"/>
-      <w:r>
-        <w:rPr>
-          <w:rFonts w:ascii="Arial" w:hAnsi="Arial" w:cs="Arial"/>
-          <w:lang w:val="sv-SE"/>
-        </w:rPr>
-        <w:t>terima</w:t>
-      </w:r>
-      <w:proofErr w:type="spellEnd"/>
-      <w:r>
-        <w:rPr>
-          <w:rFonts w:ascii="Arial" w:hAnsi="Arial" w:cs="Arial"/>
-          <w:lang w:val="sv-SE"/>
-        </w:rPr>
-        <w:t xml:space="preserve"> </w:t>
-      </w:r>
-      <w:proofErr w:type="spellStart"/>
-      <w:r>
-        <w:rPr>
-          <w:rFonts w:ascii="Arial" w:hAnsi="Arial" w:cs="Arial"/>
-          <w:lang w:val="sv-SE"/>
-        </w:rPr>
-        <w:t>kasih</w:t>
-      </w:r>
-      <w:proofErr w:type="spellEnd"/>
-      <w:r>
-        <w:rPr>
-          <w:rFonts w:ascii="Arial" w:hAnsi="Arial" w:cs="Arial"/>
-          <w:lang w:val="sv-SE"/>
-        </w:rPr>
-        <w:t>.</w:t>
+        <w:t xml:space="preserve"> kerja samanya diucapkan terima kasih.</w:t>
       </w:r>
       <w:r>
         <w:rPr>
@@ -1250,23 +871,13 @@
                 <w:szCs w:val="22"/>
               </w:rPr>
             </w:pPr>
-            <w:proofErr w:type="spellStart"/>
             <w:r>
               <w:rPr>
                 <w:rFonts w:ascii="Arial" w:hAnsi="Arial" w:cs="Arial"/>
                 <w:sz w:val="22"/>
                 <w:szCs w:val="22"/>
               </w:rPr>
-              <w:t>Decki</w:t>
-            </w:r>
-            <w:proofErr w:type="spellEnd"/>
-            <w:r>
-              <w:rPr>
-                <w:rFonts w:ascii="Arial" w:hAnsi="Arial" w:cs="Arial"/>
-                <w:sz w:val="22"/>
-                <w:szCs w:val="22"/>
-              </w:rPr>
-              <w:t xml:space="preserve"> Rahadian Firdiansyah </w:t>
+              <w:t xml:space="preserve">Decki Rahadian Firdiansyah </w:t>
             </w:r>
           </w:p>
         </w:tc>
@@ -1327,21 +938,12 @@
           <w:lang w:val="en-US"/>
         </w:rPr>
       </w:pPr>
-      <w:proofErr w:type="spellStart"/>
       <w:r>
         <w:rPr>
           <w:rFonts w:ascii="Arial" w:hAnsi="Arial" w:cs="Arial"/>
           <w:lang w:val="en-US"/>
         </w:rPr>
-        <w:t>Tembusan</w:t>
-      </w:r>
-      <w:proofErr w:type="spellEnd"/>
-      <w:r>
-        <w:rPr>
-          <w:rFonts w:ascii="Arial" w:hAnsi="Arial" w:cs="Arial"/>
-          <w:lang w:val="en-US"/>
-        </w:rPr>
-        <w:t>:</w:t>
+        <w:t>Tembusan:</w:t>
       </w:r>
     </w:p>
     <w:p>
@@ -1359,37 +961,12 @@
           <w:lang w:val="sv-SE"/>
         </w:rPr>
       </w:pPr>
-      <w:proofErr w:type="spellStart"/>
       <w:r>
         <w:rPr>
           <w:rFonts w:ascii="Arial" w:hAnsi="Arial" w:cs="Arial"/>
           <w:lang w:val="sv-SE"/>
         </w:rPr>
-        <w:t>Kepala</w:t>
-      </w:r>
-      <w:proofErr w:type="spellEnd"/>
-      <w:r>
-        <w:rPr>
-          <w:rFonts w:ascii="Arial" w:hAnsi="Arial" w:cs="Arial"/>
-          <w:lang w:val="sv-SE"/>
-        </w:rPr>
-        <w:t xml:space="preserve"> {</w:t>
-      </w:r>
-      <w:proofErr w:type="spellStart"/>
-      <w:r>
-        <w:rPr>
-          <w:rFonts w:ascii="Arial" w:hAnsi="Arial" w:cs="Arial"/>
-          <w:lang w:val="sv-SE"/>
-        </w:rPr>
-        <w:t>balai</w:t>
-      </w:r>
-      <w:proofErr w:type="spellEnd"/>
-      <w:r>
-        <w:rPr>
-          <w:rFonts w:ascii="Arial" w:hAnsi="Arial" w:cs="Arial"/>
-          <w:lang w:val="sv-SE"/>
-        </w:rPr>
-        <w:t>}</w:t>
+        <w:t>Kepala {balai}</w:t>
       </w:r>
     </w:p>
     <w:p>
@@ -1407,44 +984,19 @@
           <w:lang w:val="sv-SE"/>
         </w:rPr>
       </w:pPr>
-      <w:proofErr w:type="spellStart"/>
       <w:r>
         <w:rPr>
           <w:rFonts w:ascii="Arial" w:hAnsi="Arial" w:cs="Arial"/>
           <w:lang w:val="sv-SE"/>
         </w:rPr>
-        <w:t>Kepala</w:t>
-      </w:r>
-      <w:proofErr w:type="spellEnd"/>
-      <w:r>
-        <w:rPr>
-          <w:rFonts w:ascii="Arial" w:hAnsi="Arial" w:cs="Arial"/>
-          <w:lang w:val="sv-SE"/>
-        </w:rPr>
-        <w:t xml:space="preserve"> </w:t>
+        <w:t xml:space="preserve">Kepala </w:t>
       </w:r>
       <w:r>
         <w:rPr>
           <w:rFonts w:ascii="Arial" w:hAnsi="Arial" w:cs="Arial"/>
           <w:lang w:val="id-ID"/>
         </w:rPr>
-        <w:t>{</w:t>
-      </w:r>
-      <w:proofErr w:type="spellStart"/>
-      <w:r>
-        <w:rPr>
-          <w:rFonts w:ascii="Arial" w:hAnsi="Arial" w:cs="Arial"/>
-          <w:lang w:val="id-ID"/>
-        </w:rPr>
-        <w:t>satuan_kerja</w:t>
-      </w:r>
-      <w:proofErr w:type="spellEnd"/>
-      <w:r>
-        <w:rPr>
-          <w:rFonts w:ascii="Arial" w:hAnsi="Arial" w:cs="Arial"/>
-          <w:lang w:val="id-ID"/>
-        </w:rPr>
-        <w:t>}</w:t>
+        <w:t>{satuan_kerja}</w:t>
       </w:r>
     </w:p>
     <w:p>
@@ -1462,154 +1014,33 @@
           <w:lang w:val="sv-SE"/>
         </w:rPr>
       </w:pPr>
-      <w:proofErr w:type="spellStart"/>
       <w:r>
         <w:rPr>
           <w:rFonts w:ascii="Arial" w:hAnsi="Arial" w:cs="Arial"/>
           <w:lang w:val="sv-SE"/>
         </w:rPr>
-        <w:t>Kelompok</w:t>
-      </w:r>
-      <w:proofErr w:type="spellEnd"/>
+        <w:t xml:space="preserve">Kelompok Kerja Pemilihan </w:t>
+      </w:r>
+      <w:r>
+        <w:rPr>
+          <w:rFonts w:ascii="Arial" w:hAnsi="Arial" w:cs="Arial"/>
+          <w:lang w:val="id-ID"/>
+        </w:rPr>
+        <w:t>{kode_pokja}</w:t>
+      </w:r>
       <w:r>
         <w:rPr>
           <w:rFonts w:ascii="Arial" w:hAnsi="Arial" w:cs="Arial"/>
           <w:lang w:val="sv-SE"/>
         </w:rPr>
-        <w:t xml:space="preserve"> </w:t>
-      </w:r>
-      <w:proofErr w:type="spellStart"/>
-      <w:r>
-        <w:rPr>
-          <w:rFonts w:ascii="Arial" w:hAnsi="Arial" w:cs="Arial"/>
-          <w:lang w:val="sv-SE"/>
-        </w:rPr>
-        <w:t>Kerja</w:t>
-      </w:r>
-      <w:proofErr w:type="spellEnd"/>
-      <w:r>
-        <w:rPr>
-          <w:rFonts w:ascii="Arial" w:hAnsi="Arial" w:cs="Arial"/>
-          <w:lang w:val="sv-SE"/>
-        </w:rPr>
-        <w:t xml:space="preserve"> </w:t>
-      </w:r>
-      <w:proofErr w:type="spellStart"/>
-      <w:r>
-        <w:rPr>
-          <w:rFonts w:ascii="Arial" w:hAnsi="Arial" w:cs="Arial"/>
-          <w:lang w:val="sv-SE"/>
-        </w:rPr>
-        <w:t>Pemilihan</w:t>
-      </w:r>
-      <w:proofErr w:type="spellEnd"/>
-      <w:r>
-        <w:rPr>
-          <w:rFonts w:ascii="Arial" w:hAnsi="Arial" w:cs="Arial"/>
-          <w:lang w:val="sv-SE"/>
-        </w:rPr>
-        <w:t xml:space="preserve"> </w:t>
+        <w:t xml:space="preserve"> BP2JK Wilayah Kalimantan Selatan Tahun Anggaran </w:t>
       </w:r>
       <w:r>
         <w:rPr>
           <w:rFonts w:ascii="Arial" w:hAnsi="Arial" w:cs="Arial"/>
           <w:lang w:val="id-ID"/>
         </w:rPr>
-        <w:t>{</w:t>
-      </w:r>
-      <w:proofErr w:type="spellStart"/>
-      <w:r>
-        <w:rPr>
-          <w:rFonts w:ascii="Arial" w:hAnsi="Arial" w:cs="Arial"/>
-          <w:lang w:val="id-ID"/>
-        </w:rPr>
-        <w:t>kode_pokja</w:t>
-      </w:r>
-      <w:proofErr w:type="spellEnd"/>
-      <w:r>
-        <w:rPr>
-          <w:rFonts w:ascii="Arial" w:hAnsi="Arial" w:cs="Arial"/>
-          <w:lang w:val="id-ID"/>
-        </w:rPr>
-        <w:t>}</w:t>
-      </w:r>
-      <w:r>
-        <w:rPr>
-          <w:rFonts w:ascii="Arial" w:hAnsi="Arial" w:cs="Arial"/>
-          <w:lang w:val="sv-SE"/>
-        </w:rPr>
-        <w:t xml:space="preserve"> BP2JK </w:t>
-      </w:r>
-      <w:proofErr w:type="spellStart"/>
-      <w:r>
-        <w:rPr>
-          <w:rFonts w:ascii="Arial" w:hAnsi="Arial" w:cs="Arial"/>
-          <w:lang w:val="sv-SE"/>
-        </w:rPr>
-        <w:t>Wilayah</w:t>
-      </w:r>
-      <w:proofErr w:type="spellEnd"/>
-      <w:r>
-        <w:rPr>
-          <w:rFonts w:ascii="Arial" w:hAnsi="Arial" w:cs="Arial"/>
-          <w:lang w:val="sv-SE"/>
-        </w:rPr>
-        <w:t xml:space="preserve"> Kalimantan Selatan </w:t>
-      </w:r>
-      <w:proofErr w:type="spellStart"/>
-      <w:r>
-        <w:rPr>
-          <w:rFonts w:ascii="Arial" w:hAnsi="Arial" w:cs="Arial"/>
-          <w:lang w:val="sv-SE"/>
-        </w:rPr>
-        <w:t>Tahun</w:t>
-      </w:r>
-      <w:proofErr w:type="spellEnd"/>
-      <w:r>
-        <w:rPr>
-          <w:rFonts w:ascii="Arial" w:hAnsi="Arial" w:cs="Arial"/>
-          <w:lang w:val="sv-SE"/>
-        </w:rPr>
-        <w:t xml:space="preserve"> </w:t>
-      </w:r>
-      <w:proofErr w:type="spellStart"/>
-      <w:r>
-        <w:rPr>
-          <w:rFonts w:ascii="Arial" w:hAnsi="Arial" w:cs="Arial"/>
-          <w:lang w:val="sv-SE"/>
-        </w:rPr>
-        <w:t>Anggaran</w:t>
-      </w:r>
-      <w:proofErr w:type="spellEnd"/>
-      <w:r>
-        <w:rPr>
-          <w:rFonts w:ascii="Arial" w:hAnsi="Arial" w:cs="Arial"/>
-          <w:lang w:val="sv-SE"/>
-        </w:rPr>
-        <w:t xml:space="preserve"> </w:t>
-      </w:r>
-      <w:r>
-        <w:rPr>
-          <w:rFonts w:ascii="Arial" w:hAnsi="Arial" w:cs="Arial"/>
-          <w:lang w:val="id-ID"/>
-        </w:rPr>
-        <w:t>{</w:t>
-      </w:r>
-      <w:proofErr w:type="spellStart"/>
-      <w:r>
-        <w:rPr>
-          <w:rFonts w:ascii="Arial" w:hAnsi="Arial" w:cs="Arial"/>
-          <w:lang w:val="id-ID"/>
-        </w:rPr>
-        <w:t>tahun_anggaran</w:t>
-      </w:r>
-      <w:proofErr w:type="spellEnd"/>
-      <w:r>
-        <w:rPr>
-          <w:rFonts w:ascii="Arial" w:hAnsi="Arial" w:cs="Arial"/>
-          <w:lang w:val="id-ID"/>
-        </w:rPr>
-        <w:t>}</w:t>
+        <w:t>{tahun_anggaran}</w:t>
       </w:r>
     </w:p>
     <w:p>
@@ -1632,124 +1063,35 @@
           <w:rFonts w:ascii="Arial" w:hAnsi="Arial" w:cs="Arial"/>
           <w:lang w:val="sv-SE"/>
         </w:rPr>
-        <w:t xml:space="preserve">Tim </w:t>
-      </w:r>
-      <w:proofErr w:type="spellStart"/>
+        <w:t>Tim Pelaksana</w:t>
+      </w:r>
       <w:r>
         <w:rPr>
           <w:rFonts w:ascii="Arial" w:hAnsi="Arial" w:cs="Arial"/>
           <w:lang w:val="sv-SE"/>
         </w:rPr>
-        <w:t>Pelaksana</w:t>
-      </w:r>
-      <w:proofErr w:type="spellEnd"/>
+        <w:t xml:space="preserve"> </w:t>
+      </w:r>
+      <w:r>
+        <w:rPr>
+          <w:rFonts w:ascii="Arial" w:hAnsi="Arial" w:cs="Arial"/>
+          <w:lang w:val="id-ID"/>
+        </w:rPr>
+        <w:t>{kode_pokja}</w:t>
+      </w:r>
       <w:r>
         <w:rPr>
           <w:rFonts w:ascii="Arial" w:hAnsi="Arial" w:cs="Arial"/>
           <w:lang w:val="sv-SE"/>
         </w:rPr>
-        <w:t xml:space="preserve"> </w:t>
+        <w:t xml:space="preserve"> BP2JK Wilayah Kalimantan Selatan Tahun Anggaran </w:t>
       </w:r>
       <w:r>
         <w:rPr>
           <w:rFonts w:ascii="Arial" w:hAnsi="Arial" w:cs="Arial"/>
           <w:lang w:val="id-ID"/>
         </w:rPr>
-        <w:t>{</w:t>
-      </w:r>
-      <w:proofErr w:type="spellStart"/>
-      <w:r>
-        <w:rPr>
-          <w:rFonts w:ascii="Arial" w:hAnsi="Arial" w:cs="Arial"/>
-          <w:lang w:val="id-ID"/>
-        </w:rPr>
-        <w:t>kode_pokja</w:t>
-      </w:r>
-      <w:proofErr w:type="spellEnd"/>
-      <w:r>
-        <w:rPr>
-          <w:rFonts w:ascii="Arial" w:hAnsi="Arial" w:cs="Arial"/>
-          <w:lang w:val="id-ID"/>
-        </w:rPr>
-        <w:t>}</w:t>
-      </w:r>
-      <w:r>
-        <w:rPr>
-          <w:rFonts w:ascii="Arial" w:hAnsi="Arial" w:cs="Arial"/>
-          <w:lang w:val="sv-SE"/>
-        </w:rPr>
-        <w:t xml:space="preserve"> BP2JK </w:t>
-      </w:r>
-      <w:proofErr w:type="spellStart"/>
-      <w:r>
-        <w:rPr>
-          <w:rFonts w:ascii="Arial" w:hAnsi="Arial" w:cs="Arial"/>
-          <w:lang w:val="sv-SE"/>
-        </w:rPr>
-        <w:t>Wilayah</w:t>
-      </w:r>
-      <w:proofErr w:type="spellEnd"/>
-      <w:r>
-        <w:rPr>
-          <w:rFonts w:ascii="Arial" w:hAnsi="Arial" w:cs="Arial"/>
-          <w:lang w:val="sv-SE"/>
-        </w:rPr>
-        <w:t xml:space="preserve"> Kalimantan Selatan </w:t>
-      </w:r>
-      <w:proofErr w:type="spellStart"/>
-      <w:r>
-        <w:rPr>
-          <w:rFonts w:ascii="Arial" w:hAnsi="Arial" w:cs="Arial"/>
-          <w:lang w:val="sv-SE"/>
-        </w:rPr>
-        <w:t>Tahun</w:t>
-      </w:r>
-      <w:proofErr w:type="spellEnd"/>
-      <w:r>
-        <w:rPr>
-          <w:rFonts w:ascii="Arial" w:hAnsi="Arial" w:cs="Arial"/>
-          <w:lang w:val="sv-SE"/>
-        </w:rPr>
-        <w:t xml:space="preserve"> </w:t>
-      </w:r>
-      <w:proofErr w:type="spellStart"/>
-      <w:r>
-        <w:rPr>
-          <w:rFonts w:ascii="Arial" w:hAnsi="Arial" w:cs="Arial"/>
-          <w:lang w:val="sv-SE"/>
-        </w:rPr>
-        <w:t>Anggaran</w:t>
-      </w:r>
-      <w:proofErr w:type="spellEnd"/>
-      <w:r>
-        <w:rPr>
-          <w:rFonts w:ascii="Arial" w:hAnsi="Arial" w:cs="Arial"/>
-          <w:lang w:val="sv-SE"/>
-        </w:rPr>
-        <w:t xml:space="preserve"> </w:t>
-      </w:r>
-      <w:r>
-        <w:rPr>
-          <w:rFonts w:ascii="Arial" w:hAnsi="Arial" w:cs="Arial"/>
-          <w:lang w:val="id-ID"/>
-        </w:rPr>
-        <w:t>{</w:t>
-      </w:r>
-      <w:proofErr w:type="spellStart"/>
-      <w:r>
-        <w:rPr>
-          <w:rFonts w:ascii="Arial" w:hAnsi="Arial" w:cs="Arial"/>
-          <w:lang w:val="id-ID"/>
-        </w:rPr>
-        <w:t>tahun_anggaran</w:t>
-      </w:r>
-      <w:proofErr w:type="spellEnd"/>
-      <w:r>
-        <w:rPr>
-          <w:rFonts w:ascii="Arial" w:hAnsi="Arial" w:cs="Arial"/>
-          <w:lang w:val="id-ID"/>
-        </w:rPr>
-        <w:t>}</w:t>
+        <w:t>{tahun_anggaran}</w:t>
       </w:r>
     </w:p>
     <w:p>
@@ -1764,8 +1106,12 @@
       </w:pPr>
     </w:p>
     <w:sectPr>
-      <w:headerReference w:type="default" r:id="rId10"/>
-      <w:footerReference w:type="default" r:id="rId11"/>
+      <w:headerReference w:type="even" r:id="rId10"/>
+      <w:headerReference w:type="default" r:id="rId11"/>
+      <w:footerReference w:type="even" r:id="rId12"/>
+      <w:footerReference w:type="default" r:id="rId13"/>
+      <w:headerReference w:type="first" r:id="rId14"/>
+      <w:footerReference w:type="first" r:id="rId15"/>
       <w:pgSz w:w="11906" w:h="16838" w:code="9"/>
       <w:pgMar w:top="1134" w:right="1134" w:bottom="1418" w:left="1418" w:header="425" w:footer="284" w:gutter="0"/>
       <w:cols w:space="708"/>
@@ -1801,6 +1147,16 @@
 </file>
 
 <file path=word/footer1.xml><?xml version="1.0" encoding="utf-8"?>
+<w:ftr xmlns:wpc="http://schemas.microsoft.com/office/word/2010/wordprocessingCanvas" xmlns:cx="http://schemas.microsoft.com/office/drawing/2014/chartex" xmlns:cx1="http://schemas.microsoft.com/office/drawing/2015/9/8/chartex" xmlns:cx2="http://schemas.microsoft.com/office/drawing/2015/10/21/chartex" xmlns:cx3="http://schemas.microsoft.com/office/drawing/2016/5/9/chartex" xmlns:cx4="http://schemas.microsoft.com/office/drawing/2016/5/10/chartex" xmlns:cx5="http://schemas.microsoft.com/office/drawing/2016/5/11/chartex" xmlns:cx6="http://schemas.microsoft.com/office/drawing/2016/5/12/chartex" xmlns:cx7="http://schemas.microsoft.com/office/drawing/2016/5/13/chartex" xmlns:cx8="http://schemas.microsoft.com/office/drawing/2016/5/14/chartex" xmlns:mc="http://schemas.openxmlformats.org/markup-compatibility/2006" xmlns:aink="http://schemas.microsoft.com/office/drawing/2016/ink" xmlns:am3d="http://schemas.microsoft.com/office/drawing/2017/model3d" xmlns:o="urn:schemas-microsoft-com:office:office" xmlns:oel="http://schemas.microsoft.com/office/2019/extlst" xmlns:r="http://schemas.openxmlformats.org/officeDocument/2006/relationships" xmlns:m="http://schemas.openxmlformats.org/officeDocument/2006/math" xmlns:v="urn:schemas-microsoft-com:vml" xmlns:wp14="http://schemas.microsoft.com/office/word/2010/wordprocessingDrawing" xmlns:wp="http://schemas.openxmlformats.org/drawingml/2006/wordprocessingDrawing" xmlns:w10="urn:schemas-microsoft-com:office:word" xmlns:w="http://schemas.openxmlformats.org/wordprocessingml/2006/main" xmlns:w14="http://schemas.microsoft.com/office/word/2010/wordml" xmlns:w15="http://schemas.microsoft.com/office/word/2012/wordml" xmlns:w16cex="http://schemas.microsoft.com/office/word/2018/wordml/cex" xmlns:w16cid="http://schemas.microsoft.com/office/word/2016/wordml/cid" xmlns:w16="http://schemas.microsoft.com/office/word/2018/wordml" xmlns:w16du="http://schemas.microsoft.com/office/word/2023/wordml/word16du" xmlns:w16sdtdh="http://schemas.microsoft.com/office/word/2020/wordml/sdtdatahash" xmlns:w16sdtfl="http://schemas.microsoft.com/office/word/2024/wordml/sdtformatlock" xmlns:w16se="http://schemas.microsoft.com/office/word/2015/wordml/symex" xmlns:wpg="http://schemas.microsoft.com/office/word/2010/wordprocessingGroup" xmlns:wpi="http://schemas.microsoft.com/office/word/2010/wordprocessingInk" xmlns:wne="http://schemas.microsoft.com/office/word/2006/wordml" xmlns:wps="http://schemas.microsoft.com/office/word/2010/wordprocessingShape" mc:Ignorable="w14 w15 w16se w16cid w16 w16cex w16sdtdh w16sdtfl w16du wp14">
+  <w:p>
+    <w:pPr>
+      <w:pStyle w:val="Footer"/>
+    </w:pPr>
+  </w:p>
+</w:ftr>
+</file>
+
+<file path=word/footer2.xml><?xml version="1.0" encoding="utf-8"?>
 <w:ftr xmlns:wpc="http://schemas.microsoft.com/office/word/2010/wordprocessingCanvas" xmlns:cx="http://schemas.microsoft.com/office/drawing/2014/chartex" xmlns:cx1="http://schemas.microsoft.com/office/drawing/2015/9/8/chartex" xmlns:cx2="http://schemas.microsoft.com/office/drawing/2015/10/21/chartex" xmlns:cx3="http://schemas.microsoft.com/office/drawing/2016/5/9/chartex" xmlns:cx4="http://schemas.microsoft.com/office/drawing/2016/5/10/chartex" xmlns:cx5="http://schemas.microsoft.com/office/drawing/2016/5/11/chartex" xmlns:cx6="http://schemas.microsoft.com/office/drawing/2016/5/12/chartex" xmlns:cx7="http://schemas.microsoft.com/office/drawing/2016/5/13/chartex" xmlns:cx8="http://schemas.microsoft.com/office/drawing/2016/5/14/chartex" xmlns:mc="http://schemas.openxmlformats.org/markup-compatibility/2006" xmlns:aink="http://schemas.microsoft.com/office/drawing/2016/ink" xmlns:am3d="http://schemas.microsoft.com/office/drawing/2017/model3d" xmlns:o="urn:schemas-microsoft-com:office:office" xmlns:oel="http://schemas.microsoft.com/office/2019/extlst" xmlns:r="http://schemas.openxmlformats.org/officeDocument/2006/relationships" xmlns:m="http://schemas.openxmlformats.org/officeDocument/2006/math" xmlns:v="urn:schemas-microsoft-com:vml" xmlns:wp14="http://schemas.microsoft.com/office/word/2010/wordprocessingDrawing" xmlns:wp="http://schemas.openxmlformats.org/drawingml/2006/wordprocessingDrawing" xmlns:w10="urn:schemas-microsoft-com:office:word" xmlns:w="http://schemas.openxmlformats.org/wordprocessingml/2006/main" xmlns:w14="http://schemas.microsoft.com/office/word/2010/wordml" xmlns:w15="http://schemas.microsoft.com/office/word/2012/wordml" xmlns:w16cex="http://schemas.microsoft.com/office/word/2018/wordml/cex" xmlns:w16cid="http://schemas.microsoft.com/office/word/2016/wordml/cid" xmlns:w16="http://schemas.microsoft.com/office/word/2018/wordml" xmlns:w16du="http://schemas.microsoft.com/office/word/2023/wordml/word16du" xmlns:w16sdtdh="http://schemas.microsoft.com/office/word/2020/wordml/sdtdatahash" xmlns:w16sdtfl="http://schemas.microsoft.com/office/word/2024/wordml/sdtformatlock" xmlns:w16se="http://schemas.microsoft.com/office/word/2015/wordml/symex" xmlns:wpg="http://schemas.microsoft.com/office/word/2010/wordprocessingGroup" xmlns:wpi="http://schemas.microsoft.com/office/word/2010/wordprocessingInk" xmlns:wne="http://schemas.microsoft.com/office/word/2006/wordml" xmlns:wps="http://schemas.microsoft.com/office/word/2010/wordprocessingShape" mc:Ignorable="w14 w15 w16se w16cid w16 w16cex w16sdtdh w16sdtfl w16du wp14">
   <w:p>
     <w:pPr>
@@ -1857,6 +1213,16 @@
 </w:ftr>
 </file>
 
+<file path=word/footer3.xml><?xml version="1.0" encoding="utf-8"?>
+<w:ftr xmlns:wpc="http://schemas.microsoft.com/office/word/2010/wordprocessingCanvas" xmlns:cx="http://schemas.microsoft.com/office/drawing/2014/chartex" xmlns:cx1="http://schemas.microsoft.com/office/drawing/2015/9/8/chartex" xmlns:cx2="http://schemas.microsoft.com/office/drawing/2015/10/21/chartex" xmlns:cx3="http://schemas.microsoft.com/office/drawing/2016/5/9/chartex" xmlns:cx4="http://schemas.microsoft.com/office/drawing/2016/5/10/chartex" xmlns:cx5="http://schemas.microsoft.com/office/drawing/2016/5/11/chartex" xmlns:cx6="http://schemas.microsoft.com/office/drawing/2016/5/12/chartex" xmlns:cx7="http://schemas.microsoft.com/office/drawing/2016/5/13/chartex" xmlns:cx8="http://schemas.microsoft.com/office/drawing/2016/5/14/chartex" xmlns:mc="http://schemas.openxmlformats.org/markup-compatibility/2006" xmlns:aink="http://schemas.microsoft.com/office/drawing/2016/ink" xmlns:am3d="http://schemas.microsoft.com/office/drawing/2017/model3d" xmlns:o="urn:schemas-microsoft-com:office:office" xmlns:oel="http://schemas.microsoft.com/office/2019/extlst" xmlns:r="http://schemas.openxmlformats.org/officeDocument/2006/relationships" xmlns:m="http://schemas.openxmlformats.org/officeDocument/2006/math" xmlns:v="urn:schemas-microsoft-com:vml" xmlns:wp14="http://schemas.microsoft.com/office/word/2010/wordprocessingDrawing" xmlns:wp="http://schemas.openxmlformats.org/drawingml/2006/wordprocessingDrawing" xmlns:w10="urn:schemas-microsoft-com:office:word" xmlns:w="http://schemas.openxmlformats.org/wordprocessingml/2006/main" xmlns:w14="http://schemas.microsoft.com/office/word/2010/wordml" xmlns:w15="http://schemas.microsoft.com/office/word/2012/wordml" xmlns:w16cex="http://schemas.microsoft.com/office/word/2018/wordml/cex" xmlns:w16cid="http://schemas.microsoft.com/office/word/2016/wordml/cid" xmlns:w16="http://schemas.microsoft.com/office/word/2018/wordml" xmlns:w16du="http://schemas.microsoft.com/office/word/2023/wordml/word16du" xmlns:w16sdtdh="http://schemas.microsoft.com/office/word/2020/wordml/sdtdatahash" xmlns:w16sdtfl="http://schemas.microsoft.com/office/word/2024/wordml/sdtformatlock" xmlns:w16se="http://schemas.microsoft.com/office/word/2015/wordml/symex" xmlns:wpg="http://schemas.microsoft.com/office/word/2010/wordprocessingGroup" xmlns:wpi="http://schemas.microsoft.com/office/word/2010/wordprocessingInk" xmlns:wne="http://schemas.microsoft.com/office/word/2006/wordml" xmlns:wps="http://schemas.microsoft.com/office/word/2010/wordprocessingShape" mc:Ignorable="w14 w15 w16se w16cid w16 w16cex w16sdtdh w16sdtfl w16du wp14">
+  <w:p>
+    <w:pPr>
+      <w:pStyle w:val="Footer"/>
+    </w:pPr>
+  </w:p>
+</w:ftr>
+</file>
+
 <file path=word/footnotes.xml><?xml version="1.0" encoding="utf-8"?>
 <w:footnotes xmlns:wpc="http://schemas.microsoft.com/office/word/2010/wordprocessingCanvas" xmlns:cx="http://schemas.microsoft.com/office/drawing/2014/chartex" xmlns:cx1="http://schemas.microsoft.com/office/drawing/2015/9/8/chartex" xmlns:cx2="http://schemas.microsoft.com/office/drawing/2015/10/21/chartex" xmlns:cx3="http://schemas.microsoft.com/office/drawing/2016/5/9/chartex" xmlns:cx4="http://schemas.microsoft.com/office/drawing/2016/5/10/chartex" xmlns:cx5="http://schemas.microsoft.com/office/drawing/2016/5/11/chartex" xmlns:cx6="http://schemas.microsoft.com/office/drawing/2016/5/12/chartex" xmlns:cx7="http://schemas.microsoft.com/office/drawing/2016/5/13/chartex" xmlns:cx8="http://schemas.microsoft.com/office/drawing/2016/5/14/chartex" xmlns:mc="http://schemas.openxmlformats.org/markup-compatibility/2006" xmlns:aink="http://schemas.microsoft.com/office/drawing/2016/ink" xmlns:am3d="http://schemas.microsoft.com/office/drawing/2017/model3d" xmlns:o="urn:schemas-microsoft-com:office:office" xmlns:oel="http://schemas.microsoft.com/office/2019/extlst" xmlns:r="http://schemas.openxmlformats.org/officeDocument/2006/relationships" xmlns:m="http://schemas.openxmlformats.org/officeDocument/2006/math" xmlns:v="urn:schemas-microsoft-com:vml" xmlns:wp14="http://schemas.microsoft.com/office/word/2010/wordprocessingDrawing" xmlns:wp="http://schemas.openxmlformats.org/drawingml/2006/wordprocessingDrawing" xmlns:w10="urn:schemas-microsoft-com:office:word" xmlns:w="http://schemas.openxmlformats.org/wordprocessingml/2006/main" xmlns:w14="http://schemas.microsoft.com/office/word/2010/wordml" xmlns:w15="http://schemas.microsoft.com/office/word/2012/wordml" xmlns:w16cex="http://schemas.microsoft.com/office/word/2018/wordml/cex" xmlns:w16cid="http://schemas.microsoft.com/office/word/2016/wordml/cid" xmlns:w16="http://schemas.microsoft.com/office/word/2018/wordml" xmlns:w16du="http://schemas.microsoft.com/office/word/2023/wordml/word16du" xmlns:w16sdtdh="http://schemas.microsoft.com/office/word/2020/wordml/sdtdatahash" xmlns:w16sdtfl="http://schemas.microsoft.com/office/word/2024/wordml/sdtformatlock" xmlns:w16se="http://schemas.microsoft.com/office/word/2015/wordml/symex" xmlns:wpg="http://schemas.microsoft.com/office/word/2010/wordprocessingGroup" xmlns:wpi="http://schemas.microsoft.com/office/word/2010/wordprocessingInk" xmlns:wne="http://schemas.microsoft.com/office/word/2006/wordml" xmlns:wps="http://schemas.microsoft.com/office/word/2010/wordprocessingShape" mc:Ignorable="w14 w15 w16se w16cid w16 w16cex w16sdtdh w16sdtfl w16du wp14">
   <w:footnote w:type="separator" w:id="-1">
@@ -1883,6 +1249,16 @@
 </file>
 
 <file path=word/header1.xml><?xml version="1.0" encoding="utf-8"?>
+<w:hdr xmlns:wpc="http://schemas.microsoft.com/office/word/2010/wordprocessingCanvas" xmlns:cx="http://schemas.microsoft.com/office/drawing/2014/chartex" xmlns:cx1="http://schemas.microsoft.com/office/drawing/2015/9/8/chartex" xmlns:cx2="http://schemas.microsoft.com/office/drawing/2015/10/21/chartex" xmlns:cx3="http://schemas.microsoft.com/office/drawing/2016/5/9/chartex" xmlns:cx4="http://schemas.microsoft.com/office/drawing/2016/5/10/chartex" xmlns:cx5="http://schemas.microsoft.com/office/drawing/2016/5/11/chartex" xmlns:cx6="http://schemas.microsoft.com/office/drawing/2016/5/12/chartex" xmlns:cx7="http://schemas.microsoft.com/office/drawing/2016/5/13/chartex" xmlns:cx8="http://schemas.microsoft.com/office/drawing/2016/5/14/chartex" xmlns:mc="http://schemas.openxmlformats.org/markup-compatibility/2006" xmlns:aink="http://schemas.microsoft.com/office/drawing/2016/ink" xmlns:am3d="http://schemas.microsoft.com/office/drawing/2017/model3d" xmlns:o="urn:schemas-microsoft-com:office:office" xmlns:oel="http://schemas.microsoft.com/office/2019/extlst" xmlns:r="http://schemas.openxmlformats.org/officeDocument/2006/relationships" xmlns:m="http://schemas.openxmlformats.org/officeDocument/2006/math" xmlns:v="urn:schemas-microsoft-com:vml" xmlns:wp14="http://schemas.microsoft.com/office/word/2010/wordprocessingDrawing" xmlns:wp="http://schemas.openxmlformats.org/drawingml/2006/wordprocessingDrawing" xmlns:w10="urn:schemas-microsoft-com:office:word" xmlns:w="http://schemas.openxmlformats.org/wordprocessingml/2006/main" xmlns:w14="http://schemas.microsoft.com/office/word/2010/wordml" xmlns:w15="http://schemas.microsoft.com/office/word/2012/wordml" xmlns:w16cex="http://schemas.microsoft.com/office/word/2018/wordml/cex" xmlns:w16cid="http://schemas.microsoft.com/office/word/2016/wordml/cid" xmlns:w16="http://schemas.microsoft.com/office/word/2018/wordml" xmlns:w16du="http://schemas.microsoft.com/office/word/2023/wordml/word16du" xmlns:w16sdtdh="http://schemas.microsoft.com/office/word/2020/wordml/sdtdatahash" xmlns:w16sdtfl="http://schemas.microsoft.com/office/word/2024/wordml/sdtformatlock" xmlns:w16se="http://schemas.microsoft.com/office/word/2015/wordml/symex" xmlns:wpg="http://schemas.microsoft.com/office/word/2010/wordprocessingGroup" xmlns:wpi="http://schemas.microsoft.com/office/word/2010/wordprocessingInk" xmlns:wne="http://schemas.microsoft.com/office/word/2006/wordml" xmlns:wps="http://schemas.microsoft.com/office/word/2010/wordprocessingShape" mc:Ignorable="w14 w15 w16se w16cid w16 w16cex w16sdtdh w16sdtfl w16du wp14">
+  <w:p>
+    <w:pPr>
+      <w:pStyle w:val="Header"/>
+    </w:pPr>
+  </w:p>
+</w:hdr>
+</file>
+
+<file path=word/header2.xml><?xml version="1.0" encoding="utf-8"?>
 <w:hdr xmlns:wpc="http://schemas.microsoft.com/office/word/2010/wordprocessingCanvas" xmlns:cx="http://schemas.microsoft.com/office/drawing/2014/chartex" xmlns:cx1="http://schemas.microsoft.com/office/drawing/2015/9/8/chartex" xmlns:cx2="http://schemas.microsoft.com/office/drawing/2015/10/21/chartex" xmlns:cx3="http://schemas.microsoft.com/office/drawing/2016/5/9/chartex" xmlns:cx4="http://schemas.microsoft.com/office/drawing/2016/5/10/chartex" xmlns:cx5="http://schemas.microsoft.com/office/drawing/2016/5/11/chartex" xmlns:cx6="http://schemas.microsoft.com/office/drawing/2016/5/12/chartex" xmlns:cx7="http://schemas.microsoft.com/office/drawing/2016/5/13/chartex" xmlns:cx8="http://schemas.microsoft.com/office/drawing/2016/5/14/chartex" xmlns:mc="http://schemas.openxmlformats.org/markup-compatibility/2006" xmlns:aink="http://schemas.microsoft.com/office/drawing/2016/ink" xmlns:am3d="http://schemas.microsoft.com/office/drawing/2017/model3d" xmlns:o="urn:schemas-microsoft-com:office:office" xmlns:oel="http://schemas.microsoft.com/office/2019/extlst" xmlns:r="http://schemas.openxmlformats.org/officeDocument/2006/relationships" xmlns:m="http://schemas.openxmlformats.org/officeDocument/2006/math" xmlns:v="urn:schemas-microsoft-com:vml" xmlns:wp14="http://schemas.microsoft.com/office/word/2010/wordprocessingDrawing" xmlns:wp="http://schemas.openxmlformats.org/drawingml/2006/wordprocessingDrawing" xmlns:w10="urn:schemas-microsoft-com:office:word" xmlns:w="http://schemas.openxmlformats.org/wordprocessingml/2006/main" xmlns:w14="http://schemas.microsoft.com/office/word/2010/wordml" xmlns:w15="http://schemas.microsoft.com/office/word/2012/wordml" xmlns:w16cex="http://schemas.microsoft.com/office/word/2018/wordml/cex" xmlns:w16cid="http://schemas.microsoft.com/office/word/2016/wordml/cid" xmlns:w16="http://schemas.microsoft.com/office/word/2018/wordml" xmlns:w16du="http://schemas.microsoft.com/office/word/2023/wordml/word16du" xmlns:w16sdtdh="http://schemas.microsoft.com/office/word/2020/wordml/sdtdatahash" xmlns:w16sdtfl="http://schemas.microsoft.com/office/word/2024/wordml/sdtformatlock" xmlns:w16se="http://schemas.microsoft.com/office/word/2015/wordml/symex" xmlns:wpg="http://schemas.microsoft.com/office/word/2010/wordprocessingGroup" xmlns:wpi="http://schemas.microsoft.com/office/word/2010/wordprocessingInk" xmlns:wne="http://schemas.microsoft.com/office/word/2006/wordml" xmlns:wps="http://schemas.microsoft.com/office/word/2010/wordprocessingShape" mc:Ignorable="w14 w15 w16se w16cid w16 w16cex w16sdtdh w16sdtfl w16du wp14">
   <w:p>
     <w:pPr>
@@ -1897,8 +1273,6 @@
       <w:outlineLvl w:val="4"/>
       <w:rPr>
         <w:rFonts w:ascii="Arial" w:eastAsiaTheme="majorEastAsia" w:hAnsi="Arial" w:cs="Arial"/>
-        <w:b/>
-        <w:bCs/>
         <w:sz w:val="36"/>
         <w:szCs w:val="36"/>
         <w:lang w:val="en-ID"/>
@@ -1977,8 +1351,6 @@
     <w:r>
       <w:rPr>
         <w:rFonts w:ascii="Arial" w:eastAsiaTheme="majorEastAsia" w:hAnsi="Arial" w:cs="Arial"/>
-        <w:b/>
-        <w:bCs/>
         <w:sz w:val="36"/>
         <w:szCs w:val="36"/>
         <w:lang w:val="en-ID"/>
@@ -1996,15 +1368,11 @@
       <w:outlineLvl w:val="4"/>
       <w:rPr>
         <w:rFonts w:ascii="Arial" w:eastAsiaTheme="majorEastAsia" w:hAnsi="Arial" w:cs="Arial"/>
-        <w:b/>
-        <w:bCs/>
       </w:rPr>
     </w:pPr>
     <w:r>
       <w:rPr>
         <w:rFonts w:ascii="Arial" w:eastAsiaTheme="majorEastAsia" w:hAnsi="Arial" w:cs="Arial"/>
-        <w:b/>
-        <w:bCs/>
         <w:lang w:val="en-ID"/>
       </w:rPr>
       <w:t xml:space="preserve">DIREKTORAT   JENDERAL   BINA   </w:t>
@@ -2012,8 +1380,6 @@
     <w:r>
       <w:rPr>
         <w:rFonts w:ascii="Arial" w:eastAsiaTheme="majorEastAsia" w:hAnsi="Arial" w:cs="Arial"/>
-        <w:b/>
-        <w:bCs/>
       </w:rPr>
       <w:t>KONSTRUKSI</w:t>
     </w:r>
@@ -2157,26 +1523,18 @@
         <w:sz w:val="15"/>
         <w:szCs w:val="15"/>
       </w:rPr>
-      <w:t xml:space="preserve">Jl. Yos </w:t>
+      <w:t>Jl. Yos Sudarso No. 37A Lt.2, Banjarmasin 70119 Telepon (0511) 6723416 Surel bp2jk.kalsel@pu.go.id</w:t>
     </w:r>
-    <w:proofErr w:type="spellStart"/>
-    <w:r>
-      <w:rPr>
-        <w:rFonts w:ascii="Arial" w:hAnsi="Arial" w:cs="Arial"/>
-        <w:sz w:val="15"/>
-        <w:szCs w:val="15"/>
-      </w:rPr>
-      <w:t>Sudarso</w:t>
-    </w:r>
-    <w:proofErr w:type="spellEnd"/>
-    <w:r>
-      <w:rPr>
-        <w:rFonts w:ascii="Arial" w:hAnsi="Arial" w:cs="Arial"/>
-        <w:sz w:val="15"/>
-        <w:szCs w:val="15"/>
-      </w:rPr>
-      <w:t xml:space="preserve"> No. 37A Lt.2, Banjarmasin 70119 Telepon (0511) 6723416 Surel bp2jk.kalsel@pu.go.id</w:t>
-    </w:r>
+  </w:p>
+</w:hdr>
+</file>
+
+<file path=word/header3.xml><?xml version="1.0" encoding="utf-8"?>
+<w:hdr xmlns:wpc="http://schemas.microsoft.com/office/word/2010/wordprocessingCanvas" xmlns:cx="http://schemas.microsoft.com/office/drawing/2014/chartex" xmlns:cx1="http://schemas.microsoft.com/office/drawing/2015/9/8/chartex" xmlns:cx2="http://schemas.microsoft.com/office/drawing/2015/10/21/chartex" xmlns:cx3="http://schemas.microsoft.com/office/drawing/2016/5/9/chartex" xmlns:cx4="http://schemas.microsoft.com/office/drawing/2016/5/10/chartex" xmlns:cx5="http://schemas.microsoft.com/office/drawing/2016/5/11/chartex" xmlns:cx6="http://schemas.microsoft.com/office/drawing/2016/5/12/chartex" xmlns:cx7="http://schemas.microsoft.com/office/drawing/2016/5/13/chartex" xmlns:cx8="http://schemas.microsoft.com/office/drawing/2016/5/14/chartex" xmlns:mc="http://schemas.openxmlformats.org/markup-compatibility/2006" xmlns:aink="http://schemas.microsoft.com/office/drawing/2016/ink" xmlns:am3d="http://schemas.microsoft.com/office/drawing/2017/model3d" xmlns:o="urn:schemas-microsoft-com:office:office" xmlns:oel="http://schemas.microsoft.com/office/2019/extlst" xmlns:r="http://schemas.openxmlformats.org/officeDocument/2006/relationships" xmlns:m="http://schemas.openxmlformats.org/officeDocument/2006/math" xmlns:v="urn:schemas-microsoft-com:vml" xmlns:wp14="http://schemas.microsoft.com/office/word/2010/wordprocessingDrawing" xmlns:wp="http://schemas.openxmlformats.org/drawingml/2006/wordprocessingDrawing" xmlns:w10="urn:schemas-microsoft-com:office:word" xmlns:w="http://schemas.openxmlformats.org/wordprocessingml/2006/main" xmlns:w14="http://schemas.microsoft.com/office/word/2010/wordml" xmlns:w15="http://schemas.microsoft.com/office/word/2012/wordml" xmlns:w16cex="http://schemas.microsoft.com/office/word/2018/wordml/cex" xmlns:w16cid="http://schemas.microsoft.com/office/word/2016/wordml/cid" xmlns:w16="http://schemas.microsoft.com/office/word/2018/wordml" xmlns:w16du="http://schemas.microsoft.com/office/word/2023/wordml/word16du" xmlns:w16sdtdh="http://schemas.microsoft.com/office/word/2020/wordml/sdtdatahash" xmlns:w16sdtfl="http://schemas.microsoft.com/office/word/2024/wordml/sdtformatlock" xmlns:w16se="http://schemas.microsoft.com/office/word/2015/wordml/symex" xmlns:wpg="http://schemas.microsoft.com/office/word/2010/wordprocessingGroup" xmlns:wpi="http://schemas.microsoft.com/office/word/2010/wordprocessingInk" xmlns:wne="http://schemas.microsoft.com/office/word/2006/wordml" xmlns:wps="http://schemas.microsoft.com/office/word/2010/wordprocessingShape" mc:Ignorable="w14 w15 w16se w16cid w16 w16cex w16sdtdh w16sdtfl w16du wp14">
+  <w:p>
+    <w:pPr>
+      <w:pStyle w:val="Header"/>
+    </w:pPr>
   </w:p>
 </w:hdr>
 </file>
@@ -3610,6 +2968,27 @@
 </file>
 
 <file path=customXml/item1.xml><?xml version="1.0" encoding="utf-8"?>
+<?mso-contentType ?>
+<FormTemplates xmlns="http://schemas.microsoft.com/sharepoint/v3/contenttype/forms">
+  <Display>DocumentLibraryForm</Display>
+  <Edit>DocumentLibraryForm</Edit>
+  <New>DocumentLibraryForm</New>
+</FormTemplates>
+</file>
+
+<file path=customXml/item2.xml><?xml version="1.0" encoding="utf-8"?>
+<p:properties xmlns:p="http://schemas.microsoft.com/office/2006/metadata/properties" xmlns:xsi="http://www.w3.org/2001/XMLSchema-instance" xmlns:pc="http://schemas.microsoft.com/office/infopath/2007/PartnerControls">
+  <documentManagement>
+    <lcf76f155ced4ddcb4097134ff3c332f xmlns="87f1a149-5420-40c2-b2e8-d8d0877ebc85">
+      <Terms xmlns="http://schemas.microsoft.com/office/infopath/2007/PartnerControls"/>
+    </lcf76f155ced4ddcb4097134ff3c332f>
+    <TaxCatchAll xmlns="23b7ebbb-480e-4d36-8f38-fd0ac82dae9c" xsi:nil="true"/>
+    <PIC xmlns="87f1a149-5420-40c2-b2e8-d8d0877ebc85" xsi:nil="true"/>
+  </documentManagement>
+</p:properties>
+</file>
+
+<file path=customXml/item3.xml><?xml version="1.0" encoding="utf-8"?>
 <ct:contentTypeSchema xmlns:ct="http://schemas.microsoft.com/office/2006/metadata/contentType" xmlns:ma="http://schemas.microsoft.com/office/2006/metadata/properties/metaAttributes" ct:_="" ma:_="" ma:contentTypeName="Dokumen" ma:contentTypeID="0x010100AEF28E0A17E4AE4FA5DD6A9AABB5DBC8" ma:contentTypeVersion="16" ma:contentTypeDescription="Buat sebuah dokumen baru." ma:contentTypeScope="" ma:versionID="8f92a5ee0dccb74c81ec23f8d53cbb5b">
   <xsd:schema xmlns:xsd="http://www.w3.org/2001/XMLSchema" xmlns:xs="http://www.w3.org/2001/XMLSchema" xmlns:p="http://schemas.microsoft.com/office/2006/metadata/properties" xmlns:ns2="87f1a149-5420-40c2-b2e8-d8d0877ebc85" xmlns:ns3="23b7ebbb-480e-4d36-8f38-fd0ac82dae9c" targetNamespace="http://schemas.microsoft.com/office/2006/metadata/properties" ma:root="true" ma:fieldsID="29d045cbe0d867b6b92beb911301d794" ns2:_="" ns3:_="">
     <xsd:import namespace="87f1a149-5420-40c2-b2e8-d8d0877ebc85"/>
@@ -3852,28 +3231,26 @@
 </ct:contentTypeSchema>
 </file>
 
-<file path=customXml/item2.xml><?xml version="1.0" encoding="utf-8"?>
-<p:properties xmlns:p="http://schemas.microsoft.com/office/2006/metadata/properties" xmlns:xsi="http://www.w3.org/2001/XMLSchema-instance" xmlns:pc="http://schemas.microsoft.com/office/infopath/2007/PartnerControls">
-  <documentManagement>
-    <lcf76f155ced4ddcb4097134ff3c332f xmlns="87f1a149-5420-40c2-b2e8-d8d0877ebc85">
-      <Terms xmlns="http://schemas.microsoft.com/office/infopath/2007/PartnerControls"/>
-    </lcf76f155ced4ddcb4097134ff3c332f>
-    <TaxCatchAll xmlns="23b7ebbb-480e-4d36-8f38-fd0ac82dae9c" xsi:nil="true"/>
-    <PIC xmlns="87f1a149-5420-40c2-b2e8-d8d0877ebc85" xsi:nil="true"/>
-  </documentManagement>
-</p:properties>
+<file path=customXml/itemProps1.xml><?xml version="1.0" encoding="utf-8"?>
+<ds:datastoreItem xmlns:ds="http://schemas.openxmlformats.org/officeDocument/2006/customXml" ds:itemID="{28C6D441-23EB-41B4-AB5D-D516FBB4D9B5}">
+  <ds:schemaRefs>
+    <ds:schemaRef ds:uri="http://schemas.microsoft.com/sharepoint/v3/contenttype/forms"/>
+  </ds:schemaRefs>
+</ds:datastoreItem>
 </file>
 
-<file path=customXml/item3.xml><?xml version="1.0" encoding="utf-8"?>
-<?mso-contentType ?>
-<FormTemplates xmlns="http://schemas.microsoft.com/sharepoint/v3/contenttype/forms">
-  <Display>DocumentLibraryForm</Display>
-  <Edit>DocumentLibraryForm</Edit>
-  <New>DocumentLibraryForm</New>
-</FormTemplates>
+<file path=customXml/itemProps2.xml><?xml version="1.0" encoding="utf-8"?>
+<ds:datastoreItem xmlns:ds="http://schemas.openxmlformats.org/officeDocument/2006/customXml" ds:itemID="{76147286-6750-44A4-B829-827B6E824193}">
+  <ds:schemaRefs>
+    <ds:schemaRef ds:uri="http://schemas.microsoft.com/office/2006/metadata/properties"/>
+    <ds:schemaRef ds:uri="http://schemas.microsoft.com/office/infopath/2007/PartnerControls"/>
+    <ds:schemaRef ds:uri="87f1a149-5420-40c2-b2e8-d8d0877ebc85"/>
+    <ds:schemaRef ds:uri="23b7ebbb-480e-4d36-8f38-fd0ac82dae9c"/>
+  </ds:schemaRefs>
+</ds:datastoreItem>
 </file>
 
-<file path=customXml/itemProps1.xml><?xml version="1.0" encoding="utf-8"?>
+<file path=customXml/itemProps3.xml><?xml version="1.0" encoding="utf-8"?>
 <ds:datastoreItem xmlns:ds="http://schemas.openxmlformats.org/officeDocument/2006/customXml" ds:itemID="{9BF79E5B-BBE9-44E1-B2A9-0FE9EA0B2DB1}">
   <ds:schemaRefs>
     <ds:schemaRef ds:uri="http://schemas.microsoft.com/office/2006/metadata/contentType"/>
@@ -3890,23 +3267,4 @@
     <ds:schemaRef ds:uri="http://schemas.microsoft.com/internal/obd"/>
   </ds:schemaRefs>
 </ds:datastoreItem>
-</file>
-
-<file path=customXml/itemProps2.xml><?xml version="1.0" encoding="utf-8"?>
-<ds:datastoreItem xmlns:ds="http://schemas.openxmlformats.org/officeDocument/2006/customXml" ds:itemID="{76147286-6750-44A4-B829-827B6E824193}">
-  <ds:schemaRefs>
-    <ds:schemaRef ds:uri="http://schemas.microsoft.com/office/2006/metadata/properties"/>
-    <ds:schemaRef ds:uri="http://schemas.microsoft.com/office/infopath/2007/PartnerControls"/>
-    <ds:schemaRef ds:uri="87f1a149-5420-40c2-b2e8-d8d0877ebc85"/>
-    <ds:schemaRef ds:uri="23b7ebbb-480e-4d36-8f38-fd0ac82dae9c"/>
-  </ds:schemaRefs>
-</ds:datastoreItem>
-</file>
-
-<file path=customXml/itemProps3.xml><?xml version="1.0" encoding="utf-8"?>
-<ds:datastoreItem xmlns:ds="http://schemas.openxmlformats.org/officeDocument/2006/customXml" ds:itemID="{28C6D441-23EB-41B4-AB5D-D516FBB4D9B5}">
-  <ds:schemaRefs>
-    <ds:schemaRef ds:uri="http://schemas.microsoft.com/sharepoint/v3/contenttype/forms"/>
-  </ds:schemaRefs>
-</ds:datastoreItem>
 </file>